--- a/memoria_bd.docx
+++ b/memoria_bd.docx
@@ -14,35 +14,7 @@
           <w:sz w:val="32"/>
           <w:szCs w:val="32"/>
         </w:rPr>
-        <w:t>Fundamentos de Bases de Datos Pr</w:t>
-      </w:r>
-      <w:r>
-        <w:rPr>
-          <w:sz w:val="32"/>
-          <w:szCs w:val="32"/>
-        </w:rPr>
-        <w:t>á</w:t>
-      </w:r>
-      <w:r>
-        <w:rPr>
-          <w:sz w:val="32"/>
-          <w:szCs w:val="32"/>
-        </w:rPr>
-        <w:t xml:space="preserve">ctica </w:t>
-      </w:r>
-      <w:r>
-        <w:rPr>
-          <w:sz w:val="32"/>
-          <w:szCs w:val="32"/>
-        </w:rPr>
-        <w:t>–</w:t>
-      </w:r>
-      <w:r>
-        <w:rPr>
-          <w:sz w:val="32"/>
-          <w:szCs w:val="32"/>
-        </w:rPr>
-        <w:t xml:space="preserve"> 1</w:t>
+        <w:t>Fundamentos de Bases de Datos Práctica – 1</w:t>
       </w:r>
     </w:p>
     <w:p>
@@ -57,6 +29,637 @@
           <w:sz w:val="28"/>
           <w:szCs w:val="28"/>
         </w:rPr>
+        <w:t>Claves primarias, claves externas y Diagrama del modelo relacional</w:t>
+      </w:r>
+    </w:p>
+    <w:p>
+      <w:pPr>
+        <w:rPr>
+          <w:sz w:val="28"/>
+          <w:szCs w:val="28"/>
+        </w:rPr>
+      </w:pPr>
+      <w:r>
+        <w:rPr>
+          <w:sz w:val="28"/>
+          <w:szCs w:val="28"/>
+        </w:rPr>
+        <w:t>1 y 2</w:t>
+      </w:r>
+    </w:p>
+    <w:p>
+      <w:pPr>
+        <w:tabs>
+          <w:tab w:val="left" w:pos="916"/>
+          <w:tab w:val="left" w:pos="1832"/>
+          <w:tab w:val="left" w:pos="2748"/>
+          <w:tab w:val="left" w:pos="3664"/>
+          <w:tab w:val="left" w:pos="4580"/>
+          <w:tab w:val="left" w:pos="5496"/>
+          <w:tab w:val="left" w:pos="6412"/>
+          <w:tab w:val="left" w:pos="7328"/>
+          <w:tab w:val="left" w:pos="8244"/>
+          <w:tab w:val="left" w:pos="9160"/>
+          <w:tab w:val="left" w:pos="10076"/>
+          <w:tab w:val="left" w:pos="10992"/>
+          <w:tab w:val="left" w:pos="11908"/>
+          <w:tab w:val="left" w:pos="12824"/>
+          <w:tab w:val="left" w:pos="13740"/>
+          <w:tab w:val="left" w:pos="14656"/>
+        </w:tabs>
+        <w:spacing w:after="0" w:line="240" w:lineRule="auto"/>
+        <w:rPr>
+          <w:lang w:val="en-US"/>
+        </w:rPr>
+      </w:pPr>
+      <w:r>
+        <w:rPr>
+          <w:lang w:val="en-US"/>
+        </w:rPr>
+        <w:t>P</w:t>
+      </w:r>
+      <w:r>
+        <w:rPr>
+          <w:lang w:val="en-US"/>
+        </w:rPr>
+        <w:t>roductlines</w:t>
+      </w:r>
+      <w:r>
+        <w:rPr>
+          <w:lang w:val="en-US"/>
+        </w:rPr>
+        <w:t xml:space="preserve"> </w:t>
+      </w:r>
+      <w:r>
+        <w:rPr>
+          <w:lang w:val="en-US"/>
+        </w:rPr>
+        <w:t>(</w:t>
+      </w:r>
+      <w:r>
+        <w:rPr>
+          <w:b/>
+          <w:bCs/>
+          <w:lang w:val="en-US"/>
+        </w:rPr>
+        <w:t>productLine</w:t>
+      </w:r>
+      <w:r>
+        <w:rPr>
+          <w:lang w:val="en-US"/>
+        </w:rPr>
+        <w:t>)</w:t>
+      </w:r>
+    </w:p>
+    <w:p>
+      <w:pPr>
+        <w:tabs>
+          <w:tab w:val="left" w:pos="916"/>
+          <w:tab w:val="left" w:pos="1832"/>
+          <w:tab w:val="left" w:pos="2748"/>
+          <w:tab w:val="left" w:pos="3664"/>
+          <w:tab w:val="left" w:pos="4580"/>
+          <w:tab w:val="left" w:pos="5496"/>
+          <w:tab w:val="left" w:pos="6412"/>
+          <w:tab w:val="left" w:pos="7328"/>
+          <w:tab w:val="left" w:pos="8244"/>
+          <w:tab w:val="left" w:pos="9160"/>
+          <w:tab w:val="left" w:pos="10076"/>
+          <w:tab w:val="left" w:pos="10992"/>
+          <w:tab w:val="left" w:pos="11908"/>
+          <w:tab w:val="left" w:pos="12824"/>
+          <w:tab w:val="left" w:pos="13740"/>
+          <w:tab w:val="left" w:pos="14656"/>
+        </w:tabs>
+        <w:spacing w:after="0" w:line="240" w:lineRule="auto"/>
+        <w:rPr>
+          <w:lang w:val="en-US"/>
+        </w:rPr>
+      </w:pPr>
+      <w:r>
+        <w:rPr>
+          <w:lang w:val="en-US"/>
+        </w:rPr>
+        <w:t>products (</w:t>
+      </w:r>
+      <w:r>
+        <w:rPr>
+          <w:b/>
+          <w:bCs/>
+          <w:lang w:val="en-US"/>
+        </w:rPr>
+        <w:t>productcode</w:t>
+      </w:r>
+      <w:r>
+        <w:rPr>
+          <w:lang w:val="en-US"/>
+        </w:rPr>
+        <w:t>, product</w:t>
+      </w:r>
+      <w:r>
+        <w:rPr>
+          <w:lang w:val="en-US"/>
+        </w:rPr>
+        <w:t>Line -&gt; productlines.productLine)</w:t>
+      </w:r>
+    </w:p>
+    <w:p>
+      <w:pPr>
+        <w:tabs>
+          <w:tab w:val="left" w:pos="916"/>
+          <w:tab w:val="left" w:pos="1832"/>
+          <w:tab w:val="left" w:pos="2748"/>
+          <w:tab w:val="left" w:pos="3664"/>
+          <w:tab w:val="left" w:pos="4580"/>
+          <w:tab w:val="left" w:pos="5496"/>
+          <w:tab w:val="left" w:pos="6412"/>
+          <w:tab w:val="left" w:pos="7328"/>
+          <w:tab w:val="left" w:pos="8244"/>
+          <w:tab w:val="left" w:pos="9160"/>
+          <w:tab w:val="left" w:pos="10076"/>
+          <w:tab w:val="left" w:pos="10992"/>
+          <w:tab w:val="left" w:pos="11908"/>
+          <w:tab w:val="left" w:pos="12824"/>
+          <w:tab w:val="left" w:pos="13740"/>
+          <w:tab w:val="left" w:pos="14656"/>
+        </w:tabs>
+        <w:spacing w:after="0" w:line="240" w:lineRule="auto"/>
+        <w:rPr>
+          <w:lang w:val="en-US"/>
+        </w:rPr>
+      </w:pPr>
+      <w:r>
+        <w:rPr>
+          <w:lang w:val="en-US"/>
+        </w:rPr>
+        <w:t>offices</w:t>
+      </w:r>
+      <w:r>
+        <w:rPr>
+          <w:lang w:val="en-US"/>
+        </w:rPr>
+        <w:t xml:space="preserve"> </w:t>
+      </w:r>
+      <w:r>
+        <w:rPr>
+          <w:lang w:val="en-US"/>
+        </w:rPr>
+        <w:t>(</w:t>
+      </w:r>
+      <w:r>
+        <w:rPr>
+          <w:b/>
+          <w:bCs/>
+          <w:lang w:val="en-US"/>
+        </w:rPr>
+        <w:t>officeCode</w:t>
+      </w:r>
+      <w:r>
+        <w:rPr>
+          <w:lang w:val="en-US"/>
+        </w:rPr>
+        <w:t>)</w:t>
+      </w:r>
+    </w:p>
+    <w:p>
+      <w:pPr>
+        <w:tabs>
+          <w:tab w:val="left" w:pos="916"/>
+          <w:tab w:val="left" w:pos="1832"/>
+          <w:tab w:val="left" w:pos="2748"/>
+          <w:tab w:val="left" w:pos="3664"/>
+          <w:tab w:val="left" w:pos="4580"/>
+          <w:tab w:val="left" w:pos="5496"/>
+          <w:tab w:val="left" w:pos="6412"/>
+          <w:tab w:val="left" w:pos="7328"/>
+          <w:tab w:val="left" w:pos="8244"/>
+          <w:tab w:val="left" w:pos="9160"/>
+          <w:tab w:val="left" w:pos="10076"/>
+          <w:tab w:val="left" w:pos="10992"/>
+          <w:tab w:val="left" w:pos="11908"/>
+          <w:tab w:val="left" w:pos="12824"/>
+          <w:tab w:val="left" w:pos="13740"/>
+          <w:tab w:val="left" w:pos="14656"/>
+        </w:tabs>
+        <w:spacing w:after="0" w:line="240" w:lineRule="auto"/>
+        <w:rPr>
+          <w:lang w:val="en-US"/>
+        </w:rPr>
+      </w:pPr>
+      <w:r>
+        <w:rPr>
+          <w:lang w:val="en-US"/>
+        </w:rPr>
+        <w:t>employees (</w:t>
+      </w:r>
+      <w:r>
+        <w:rPr>
+          <w:b/>
+          <w:bCs/>
+          <w:lang w:val="en-US"/>
+        </w:rPr>
+        <w:t>employeenumber</w:t>
+      </w:r>
+      <w:r>
+        <w:rPr>
+          <w:lang w:val="en-US"/>
+        </w:rPr>
+        <w:t>, officeCode-&gt;offices.officeCode, reportsTo-</w:t>
+      </w:r>
+      <w:r>
+        <w:rPr>
+          <w:lang w:val="en-US"/>
+        </w:rPr>
+        <w:tab/>
+      </w:r>
+      <w:r>
+        <w:rPr>
+          <w:lang w:val="en-US"/>
+        </w:rPr>
+        <w:tab/>
+      </w:r>
+      <w:r>
+        <w:rPr>
+          <w:lang w:val="en-US"/>
+        </w:rPr>
+        <w:tab/>
+        <w:t xml:space="preserve"> </w:t>
+      </w:r>
+      <w:r>
+        <w:rPr>
+          <w:lang w:val="en-US"/>
+        </w:rPr>
+        <w:t>&gt;employees.employeenumber)</w:t>
+      </w:r>
+    </w:p>
+    <w:p>
+      <w:pPr>
+        <w:tabs>
+          <w:tab w:val="left" w:pos="916"/>
+          <w:tab w:val="left" w:pos="1832"/>
+          <w:tab w:val="left" w:pos="2748"/>
+          <w:tab w:val="left" w:pos="3664"/>
+          <w:tab w:val="left" w:pos="4580"/>
+          <w:tab w:val="left" w:pos="5496"/>
+          <w:tab w:val="left" w:pos="6412"/>
+          <w:tab w:val="left" w:pos="7328"/>
+          <w:tab w:val="left" w:pos="8244"/>
+          <w:tab w:val="left" w:pos="9160"/>
+          <w:tab w:val="left" w:pos="10076"/>
+          <w:tab w:val="left" w:pos="10992"/>
+          <w:tab w:val="left" w:pos="11908"/>
+          <w:tab w:val="left" w:pos="12824"/>
+          <w:tab w:val="left" w:pos="13740"/>
+          <w:tab w:val="left" w:pos="14656"/>
+        </w:tabs>
+        <w:spacing w:after="0" w:line="240" w:lineRule="auto"/>
+        <w:rPr>
+          <w:lang w:val="en-US"/>
+        </w:rPr>
+      </w:pPr>
+      <w:r>
+        <w:rPr>
+          <w:lang w:val="en-US"/>
+        </w:rPr>
+        <w:t>customers (</w:t>
+      </w:r>
+      <w:r>
+        <w:rPr>
+          <w:b/>
+          <w:bCs/>
+          <w:lang w:val="en-US"/>
+        </w:rPr>
+        <w:t>customerNumber</w:t>
+      </w:r>
+      <w:r>
+        <w:rPr>
+          <w:lang w:val="en-US"/>
+        </w:rPr>
+        <w:t>, salesRepEmployeenumber-</w:t>
+      </w:r>
+      <w:r>
+        <w:rPr>
+          <w:lang w:val="en-US"/>
+        </w:rPr>
+        <w:tab/>
+      </w:r>
+      <w:r>
+        <w:rPr>
+          <w:lang w:val="en-US"/>
+        </w:rPr>
+        <w:tab/>
+      </w:r>
+      <w:r>
+        <w:rPr>
+          <w:lang w:val="en-US"/>
+        </w:rPr>
+        <w:t>&gt;employees.employeenumber</w:t>
+      </w:r>
+    </w:p>
+    <w:p>
+      <w:pPr>
+        <w:tabs>
+          <w:tab w:val="left" w:pos="916"/>
+          <w:tab w:val="left" w:pos="1832"/>
+          <w:tab w:val="left" w:pos="2748"/>
+          <w:tab w:val="left" w:pos="3664"/>
+          <w:tab w:val="left" w:pos="4580"/>
+          <w:tab w:val="left" w:pos="5496"/>
+          <w:tab w:val="left" w:pos="6412"/>
+          <w:tab w:val="left" w:pos="7328"/>
+          <w:tab w:val="left" w:pos="8244"/>
+          <w:tab w:val="left" w:pos="9160"/>
+          <w:tab w:val="left" w:pos="10076"/>
+          <w:tab w:val="left" w:pos="10992"/>
+          <w:tab w:val="left" w:pos="11908"/>
+          <w:tab w:val="left" w:pos="12824"/>
+          <w:tab w:val="left" w:pos="13740"/>
+          <w:tab w:val="left" w:pos="14656"/>
+        </w:tabs>
+        <w:spacing w:after="0" w:line="240" w:lineRule="auto"/>
+        <w:rPr>
+          <w:lang w:val="en-US"/>
+        </w:rPr>
+      </w:pPr>
+      <w:r>
+        <w:rPr>
+          <w:lang w:val="en-US"/>
+        </w:rPr>
+        <w:t>payments</w:t>
+      </w:r>
+      <w:r>
+        <w:rPr>
+          <w:lang w:val="en-US"/>
+        </w:rPr>
+        <w:t xml:space="preserve"> (</w:t>
+      </w:r>
+      <w:r>
+        <w:rPr>
+          <w:b/>
+          <w:bCs/>
+          <w:lang w:val="en-US"/>
+        </w:rPr>
+        <w:t>customerNumbr</w:t>
+      </w:r>
+      <w:r>
+        <w:rPr>
+          <w:lang w:val="en-US"/>
+        </w:rPr>
+        <w:t>,</w:t>
+      </w:r>
+      <w:r>
+        <w:rPr>
+          <w:b/>
+          <w:bCs/>
+          <w:lang w:val="en-US"/>
+        </w:rPr>
+        <w:t xml:space="preserve"> checkNumber</w:t>
+      </w:r>
+      <w:r>
+        <w:rPr>
+          <w:b/>
+          <w:bCs/>
+          <w:lang w:val="en-US"/>
+        </w:rPr>
+        <w:t xml:space="preserve">, </w:t>
+      </w:r>
+      <w:r>
+        <w:rPr>
+          <w:lang w:val="en-US"/>
+        </w:rPr>
+        <w:t>customerNumber</w:t>
+      </w:r>
+      <w:r>
+        <w:rPr>
+          <w:lang w:val="en-US"/>
+        </w:rPr>
+        <w:t>-</w:t>
+      </w:r>
+      <w:r>
+        <w:rPr>
+          <w:lang w:val="en-US"/>
+        </w:rPr>
+        <w:tab/>
+        <w:t>&gt;customers.customerNumber</w:t>
+      </w:r>
+    </w:p>
+    <w:p>
+      <w:pPr>
+        <w:tabs>
+          <w:tab w:val="left" w:pos="916"/>
+          <w:tab w:val="left" w:pos="1832"/>
+          <w:tab w:val="left" w:pos="2748"/>
+          <w:tab w:val="left" w:pos="3664"/>
+          <w:tab w:val="left" w:pos="4580"/>
+          <w:tab w:val="left" w:pos="5496"/>
+          <w:tab w:val="left" w:pos="6412"/>
+          <w:tab w:val="left" w:pos="7328"/>
+          <w:tab w:val="left" w:pos="8244"/>
+          <w:tab w:val="left" w:pos="9160"/>
+          <w:tab w:val="left" w:pos="10076"/>
+          <w:tab w:val="left" w:pos="10992"/>
+          <w:tab w:val="left" w:pos="11908"/>
+          <w:tab w:val="left" w:pos="12824"/>
+          <w:tab w:val="left" w:pos="13740"/>
+          <w:tab w:val="left" w:pos="14656"/>
+        </w:tabs>
+        <w:spacing w:after="0" w:line="240" w:lineRule="auto"/>
+        <w:rPr>
+          <w:lang w:val="en-US"/>
+        </w:rPr>
+      </w:pPr>
+      <w:r>
+        <w:rPr>
+          <w:lang w:val="en-US"/>
+        </w:rPr>
+        <w:t>orders (</w:t>
+      </w:r>
+      <w:r>
+        <w:rPr>
+          <w:b/>
+          <w:bCs/>
+          <w:lang w:val="en-US"/>
+        </w:rPr>
+        <w:t>orderNumber</w:t>
+      </w:r>
+      <w:r>
+        <w:rPr>
+          <w:lang w:val="en-US"/>
+        </w:rPr>
+        <w:t>, customerNumber-&gt;customers.customerNumber)</w:t>
+      </w:r>
+    </w:p>
+    <w:p>
+      <w:pPr>
+        <w:tabs>
+          <w:tab w:val="left" w:pos="916"/>
+          <w:tab w:val="left" w:pos="1832"/>
+          <w:tab w:val="left" w:pos="2748"/>
+          <w:tab w:val="left" w:pos="3664"/>
+          <w:tab w:val="left" w:pos="4580"/>
+          <w:tab w:val="left" w:pos="5496"/>
+          <w:tab w:val="left" w:pos="6412"/>
+          <w:tab w:val="left" w:pos="7328"/>
+          <w:tab w:val="left" w:pos="8244"/>
+          <w:tab w:val="left" w:pos="9160"/>
+          <w:tab w:val="left" w:pos="10076"/>
+          <w:tab w:val="left" w:pos="10992"/>
+          <w:tab w:val="left" w:pos="11908"/>
+          <w:tab w:val="left" w:pos="12824"/>
+          <w:tab w:val="left" w:pos="13740"/>
+          <w:tab w:val="left" w:pos="14656"/>
+        </w:tabs>
+        <w:spacing w:after="0" w:line="240" w:lineRule="auto"/>
+        <w:rPr>
+          <w:lang w:val="en-US"/>
+        </w:rPr>
+      </w:pPr>
+      <w:r>
+        <w:rPr>
+          <w:lang w:val="en-US"/>
+        </w:rPr>
+        <w:t>orderdetails (</w:t>
+      </w:r>
+      <w:r>
+        <w:rPr>
+          <w:b/>
+          <w:bCs/>
+          <w:lang w:val="en-US"/>
+        </w:rPr>
+        <w:t>orderNumber</w:t>
+      </w:r>
+      <w:r>
+        <w:rPr>
+          <w:lang w:val="en-US"/>
+        </w:rPr>
+        <w:t>,</w:t>
+      </w:r>
+      <w:r>
+        <w:rPr>
+          <w:b/>
+          <w:bCs/>
+          <w:lang w:val="en-US"/>
+        </w:rPr>
+        <w:t xml:space="preserve"> Productcode</w:t>
+      </w:r>
+      <w:r>
+        <w:rPr>
+          <w:lang w:val="en-US"/>
+        </w:rPr>
+        <w:t>, orderNumber -&gt;orders.orderNumber,</w:t>
+      </w:r>
+    </w:p>
+    <w:p>
+      <w:pPr>
+        <w:tabs>
+          <w:tab w:val="left" w:pos="916"/>
+          <w:tab w:val="left" w:pos="1832"/>
+          <w:tab w:val="left" w:pos="2748"/>
+          <w:tab w:val="left" w:pos="3664"/>
+          <w:tab w:val="left" w:pos="4580"/>
+          <w:tab w:val="left" w:pos="5496"/>
+          <w:tab w:val="left" w:pos="6412"/>
+          <w:tab w:val="left" w:pos="7328"/>
+          <w:tab w:val="left" w:pos="8244"/>
+          <w:tab w:val="left" w:pos="9160"/>
+          <w:tab w:val="left" w:pos="10076"/>
+          <w:tab w:val="left" w:pos="10992"/>
+          <w:tab w:val="left" w:pos="11908"/>
+          <w:tab w:val="left" w:pos="12824"/>
+          <w:tab w:val="left" w:pos="13740"/>
+          <w:tab w:val="left" w:pos="14656"/>
+        </w:tabs>
+        <w:spacing w:after="0" w:line="240" w:lineRule="auto"/>
+        <w:rPr>
+          <w:lang w:val="en-US"/>
+        </w:rPr>
+      </w:pPr>
+      <w:r>
+        <w:rPr>
+          <w:lang w:val="en-US"/>
+        </w:rPr>
+        <w:tab/>
+      </w:r>
+      <w:r>
+        <w:rPr>
+          <w:lang w:val="en-US"/>
+        </w:rPr>
+        <w:t>productCode-&gt;products.productCode)</w:t>
+      </w:r>
+    </w:p>
+    <w:p>
+      <w:pPr>
+        <w:rPr>
+          <w:lang w:val="en-US"/>
+        </w:rPr>
+      </w:pPr>
+      <w:r>
+        <w:rPr>
+          <w:sz w:val="28"/>
+          <w:szCs w:val="28"/>
+        </w:rPr>
+        <w:t>3</w:t>
+      </w:r>
+      <w:r>
+        <w:rPr>
+          <w:noProof/>
+          <w:lang w:val="en-US"/>
+        </w:rPr>
+        <w:drawing>
+          <wp:inline distT="0" distB="0" distL="0" distR="0" wp14:anchorId="29047C5C" wp14:editId="184BDA71">
+            <wp:extent cx="5991683" cy="3994100"/>
+            <wp:effectExtent l="0" t="0" r="3175" b="0"/>
+            <wp:docPr id="2000798462" name="Picture 6"/>
+            <wp:cNvGraphicFramePr>
+              <a:graphicFrameLocks xmlns:a="http://schemas.openxmlformats.org/drawingml/2006/main" noChangeAspect="1"/>
+            </wp:cNvGraphicFramePr>
+            <a:graphic xmlns:a="http://schemas.openxmlformats.org/drawingml/2006/main">
+              <a:graphicData uri="http://schemas.openxmlformats.org/drawingml/2006/picture">
+                <pic:pic xmlns:pic="http://schemas.openxmlformats.org/drawingml/2006/picture">
+                  <pic:nvPicPr>
+                    <pic:cNvPr id="2000798462" name="Picture 2000798462"/>
+                    <pic:cNvPicPr/>
+                  </pic:nvPicPr>
+                  <pic:blipFill>
+                    <a:blip r:embed="rId7" cstate="print">
+                      <a:extLst>
+                        <a:ext uri="{28A0092B-C50C-407E-A947-70E740481C1C}">
+                          <a14:useLocalDpi xmlns:a14="http://schemas.microsoft.com/office/drawing/2010/main" val="0"/>
+                        </a:ext>
+                      </a:extLst>
+                    </a:blip>
+                    <a:stretch>
+                      <a:fillRect/>
+                    </a:stretch>
+                  </pic:blipFill>
+                  <pic:spPr>
+                    <a:xfrm>
+                      <a:off x="0" y="0"/>
+                      <a:ext cx="6012589" cy="4008036"/>
+                    </a:xfrm>
+                    <a:prstGeom prst="rect">
+                      <a:avLst/>
+                    </a:prstGeom>
+                  </pic:spPr>
+                </pic:pic>
+              </a:graphicData>
+            </a:graphic>
+          </wp:inline>
+        </w:drawing>
+      </w:r>
+    </w:p>
+    <w:p>
+      <w:pPr>
+        <w:rPr>
+          <w:sz w:val="28"/>
+          <w:szCs w:val="28"/>
+        </w:rPr>
+      </w:pPr>
+      <w:r>
+        <w:rPr>
+          <w:sz w:val="28"/>
+          <w:szCs w:val="28"/>
+        </w:rPr>
         <w:t>Consultas</w:t>
       </w:r>
     </w:p>
@@ -72,6 +675,382 @@
           <w:sz w:val="24"/>
           <w:szCs w:val="24"/>
         </w:rPr>
+        <w:t>Query1</w:t>
+      </w:r>
+    </w:p>
+    <w:p>
+      <w:pPr>
+        <w:pStyle w:val="NormalWeb"/>
+        <w:rPr>
+          <w:rFonts w:asciiTheme="minorHAnsi" w:eastAsiaTheme="minorHAnsi" w:hAnsiTheme="minorHAnsi" w:cstheme="minorBidi"/>
+          <w:sz w:val="22"/>
+          <w:szCs w:val="22"/>
+          <w:lang w:eastAsia="en-US"/>
+        </w:rPr>
+      </w:pPr>
+      <w:r>
+        <w:rPr>
+          <w:rFonts w:asciiTheme="minorHAnsi" w:eastAsiaTheme="minorHAnsi" w:hAnsiTheme="minorHAnsi" w:cstheme="minorBidi"/>
+          <w:sz w:val="22"/>
+          <w:szCs w:val="22"/>
+          <w:lang w:eastAsia="en-US"/>
+        </w:rPr>
+        <w:t xml:space="preserve">La consulta muestra los clientes que han comprado el producto </w:t>
+      </w:r>
+      <w:r>
+        <w:rPr>
+          <w:rFonts w:asciiTheme="minorHAnsi" w:eastAsiaTheme="minorHAnsi" w:hAnsiTheme="minorHAnsi" w:cstheme="minorBidi"/>
+          <w:sz w:val="22"/>
+          <w:szCs w:val="22"/>
+          <w:lang w:eastAsia="en-US"/>
+        </w:rPr>
+        <w:t xml:space="preserve">1940 Ford Pickup Truck. </w:t>
+      </w:r>
+      <w:r>
+        <w:rPr>
+          <w:rFonts w:asciiTheme="minorHAnsi" w:eastAsiaTheme="minorHAnsi" w:hAnsiTheme="minorHAnsi" w:cstheme="minorBidi"/>
+          <w:sz w:val="22"/>
+          <w:szCs w:val="22"/>
+          <w:lang w:eastAsia="en-US"/>
+        </w:rPr>
+        <w:t>Primero, se parte de la tabla payments, llamada p.</w:t>
+      </w:r>
+      <w:r>
+        <w:rPr>
+          <w:rFonts w:asciiTheme="minorHAnsi" w:eastAsiaTheme="minorHAnsi" w:hAnsiTheme="minorHAnsi" w:cstheme="minorBidi"/>
+          <w:sz w:val="22"/>
+          <w:szCs w:val="22"/>
+          <w:lang w:eastAsia="en-US"/>
+        </w:rPr>
+        <w:t xml:space="preserve"> </w:t>
+      </w:r>
+      <w:r>
+        <w:rPr>
+          <w:rFonts w:asciiTheme="minorHAnsi" w:eastAsiaTheme="minorHAnsi" w:hAnsiTheme="minorHAnsi" w:cstheme="minorBidi"/>
+          <w:sz w:val="22"/>
+          <w:szCs w:val="22"/>
+          <w:lang w:eastAsia="en-US"/>
+        </w:rPr>
+        <w:t>Después se une con la tabla customers, llamada c.</w:t>
+      </w:r>
+      <w:r>
+        <w:rPr>
+          <w:rFonts w:asciiTheme="minorHAnsi" w:eastAsiaTheme="minorHAnsi" w:hAnsiTheme="minorHAnsi" w:cstheme="minorBidi"/>
+          <w:sz w:val="22"/>
+          <w:szCs w:val="22"/>
+          <w:lang w:eastAsia="en-US"/>
+        </w:rPr>
+        <w:t xml:space="preserve"> </w:t>
+      </w:r>
+      <w:r>
+        <w:rPr>
+          <w:rFonts w:asciiTheme="minorHAnsi" w:eastAsiaTheme="minorHAnsi" w:hAnsiTheme="minorHAnsi" w:cstheme="minorBidi"/>
+          <w:sz w:val="22"/>
+          <w:szCs w:val="22"/>
+          <w:lang w:eastAsia="en-US"/>
+        </w:rPr>
+        <w:t>La condición p.customernumber = c.customernumber relaciona cada pago con su cliente.</w:t>
+      </w:r>
+      <w:r>
+        <w:rPr>
+          <w:rFonts w:asciiTheme="minorHAnsi" w:eastAsiaTheme="minorHAnsi" w:hAnsiTheme="minorHAnsi" w:cstheme="minorBidi"/>
+          <w:sz w:val="22"/>
+          <w:szCs w:val="22"/>
+          <w:lang w:eastAsia="en-US"/>
+        </w:rPr>
+        <w:br/>
+      </w:r>
+      <w:r>
+        <w:rPr>
+          <w:rFonts w:asciiTheme="minorHAnsi" w:eastAsiaTheme="minorHAnsi" w:hAnsiTheme="minorHAnsi" w:cstheme="minorBidi"/>
+          <w:sz w:val="22"/>
+          <w:szCs w:val="22"/>
+          <w:lang w:eastAsia="en-US"/>
+        </w:rPr>
+        <w:lastRenderedPageBreak/>
+        <w:t>En el SELECT se muestran el número y el nombre de cada cliente.</w:t>
+      </w:r>
+      <w:r>
+        <w:rPr>
+          <w:rFonts w:asciiTheme="minorHAnsi" w:eastAsiaTheme="minorHAnsi" w:hAnsiTheme="minorHAnsi" w:cstheme="minorBidi"/>
+          <w:sz w:val="22"/>
+          <w:szCs w:val="22"/>
+          <w:lang w:eastAsia="en-US"/>
+        </w:rPr>
+        <w:t xml:space="preserve"> </w:t>
+      </w:r>
+      <w:r>
+        <w:rPr>
+          <w:rFonts w:asciiTheme="minorHAnsi" w:eastAsiaTheme="minorHAnsi" w:hAnsiTheme="minorHAnsi" w:cstheme="minorBidi"/>
+          <w:sz w:val="22"/>
+          <w:szCs w:val="22"/>
+          <w:lang w:eastAsia="en-US"/>
+        </w:rPr>
+        <w:t>También se usa SUM(p.amount) para sumar todos los pagos de cada cliente.</w:t>
+      </w:r>
+      <w:r>
+        <w:rPr>
+          <w:rFonts w:asciiTheme="minorHAnsi" w:eastAsiaTheme="minorHAnsi" w:hAnsiTheme="minorHAnsi" w:cstheme="minorBidi"/>
+          <w:sz w:val="22"/>
+          <w:szCs w:val="22"/>
+          <w:lang w:eastAsia="en-US"/>
+        </w:rPr>
+        <w:t xml:space="preserve"> </w:t>
+      </w:r>
+      <w:r>
+        <w:rPr>
+          <w:rFonts w:asciiTheme="minorHAnsi" w:eastAsiaTheme="minorHAnsi" w:hAnsiTheme="minorHAnsi" w:cstheme="minorBidi"/>
+          <w:sz w:val="22"/>
+          <w:szCs w:val="22"/>
+          <w:lang w:eastAsia="en-US"/>
+        </w:rPr>
+        <w:t>El resultado de esa suma se llama total_pagado.</w:t>
+      </w:r>
+      <w:r>
+        <w:rPr>
+          <w:rFonts w:asciiTheme="minorHAnsi" w:eastAsiaTheme="minorHAnsi" w:hAnsiTheme="minorHAnsi" w:cstheme="minorBidi"/>
+          <w:sz w:val="22"/>
+          <w:szCs w:val="22"/>
+          <w:lang w:eastAsia="en-US"/>
+        </w:rPr>
+        <w:t xml:space="preserve"> </w:t>
+      </w:r>
+      <w:r>
+        <w:rPr>
+          <w:rFonts w:asciiTheme="minorHAnsi" w:eastAsiaTheme="minorHAnsi" w:hAnsiTheme="minorHAnsi" w:cstheme="minorBidi"/>
+          <w:sz w:val="22"/>
+          <w:szCs w:val="22"/>
+          <w:lang w:eastAsia="en-US"/>
+        </w:rPr>
+        <w:t>La condición WHERE EXISTS comprueba si el cliente ha comprado alguna vez el camión indicado.</w:t>
+      </w:r>
+      <w:r>
+        <w:rPr>
+          <w:rFonts w:asciiTheme="minorHAnsi" w:eastAsiaTheme="minorHAnsi" w:hAnsiTheme="minorHAnsi" w:cstheme="minorBidi"/>
+          <w:sz w:val="22"/>
+          <w:szCs w:val="22"/>
+          <w:lang w:eastAsia="en-US"/>
+        </w:rPr>
+        <w:t xml:space="preserve"> </w:t>
+      </w:r>
+      <w:r>
+        <w:rPr>
+          <w:rFonts w:asciiTheme="minorHAnsi" w:eastAsiaTheme="minorHAnsi" w:hAnsiTheme="minorHAnsi" w:cstheme="minorBidi"/>
+          <w:sz w:val="22"/>
+          <w:szCs w:val="22"/>
+          <w:lang w:eastAsia="en-US"/>
+        </w:rPr>
+        <w:t>Dentro de EXISTS, orders se une con orderdetails para conocer los productos de cada pedido.</w:t>
+      </w:r>
+      <w:r>
+        <w:rPr>
+          <w:rFonts w:asciiTheme="minorHAnsi" w:eastAsiaTheme="minorHAnsi" w:hAnsiTheme="minorHAnsi" w:cstheme="minorBidi"/>
+          <w:sz w:val="22"/>
+          <w:szCs w:val="22"/>
+          <w:lang w:eastAsia="en-US"/>
+        </w:rPr>
+        <w:t xml:space="preserve"> </w:t>
+      </w:r>
+      <w:r>
+        <w:rPr>
+          <w:rFonts w:asciiTheme="minorHAnsi" w:eastAsiaTheme="minorHAnsi" w:hAnsiTheme="minorHAnsi" w:cstheme="minorBidi"/>
+          <w:sz w:val="22"/>
+          <w:szCs w:val="22"/>
+          <w:lang w:eastAsia="en-US"/>
+        </w:rPr>
+        <w:t>Después, orderdetails se une con products para obtener el nombre de cada producto.</w:t>
+      </w:r>
+      <w:r>
+        <w:rPr>
+          <w:rFonts w:asciiTheme="minorHAnsi" w:eastAsiaTheme="minorHAnsi" w:hAnsiTheme="minorHAnsi" w:cstheme="minorBidi"/>
+          <w:sz w:val="22"/>
+          <w:szCs w:val="22"/>
+          <w:lang w:eastAsia="en-US"/>
+        </w:rPr>
+        <w:t xml:space="preserve"> </w:t>
+      </w:r>
+      <w:r>
+        <w:rPr>
+          <w:rFonts w:asciiTheme="minorHAnsi" w:eastAsiaTheme="minorHAnsi" w:hAnsiTheme="minorHAnsi" w:cstheme="minorBidi"/>
+          <w:sz w:val="22"/>
+          <w:szCs w:val="22"/>
+          <w:lang w:eastAsia="en-US"/>
+        </w:rPr>
+        <w:t>o.customernumber = c.customernumber asegura que el pedido pertenece al cliente exterior.</w:t>
+      </w:r>
+      <w:r>
+        <w:rPr>
+          <w:rFonts w:asciiTheme="minorHAnsi" w:eastAsiaTheme="minorHAnsi" w:hAnsiTheme="minorHAnsi" w:cstheme="minorBidi"/>
+          <w:sz w:val="22"/>
+          <w:szCs w:val="22"/>
+          <w:lang w:eastAsia="en-US"/>
+        </w:rPr>
+        <w:t xml:space="preserve"> </w:t>
+      </w:r>
+      <w:r>
+        <w:rPr>
+          <w:rFonts w:asciiTheme="minorHAnsi" w:eastAsiaTheme="minorHAnsi" w:hAnsiTheme="minorHAnsi" w:cstheme="minorBidi"/>
+          <w:sz w:val="22"/>
+          <w:szCs w:val="22"/>
+          <w:lang w:eastAsia="en-US"/>
+        </w:rPr>
+        <w:t xml:space="preserve">La condición sobre productname </w:t>
+      </w:r>
+      <w:r>
+        <w:rPr>
+          <w:rFonts w:asciiTheme="minorHAnsi" w:eastAsiaTheme="minorHAnsi" w:hAnsiTheme="minorHAnsi" w:cstheme="minorBidi"/>
+          <w:sz w:val="22"/>
+          <w:szCs w:val="22"/>
+          <w:lang w:eastAsia="en-US"/>
+        </w:rPr>
+        <w:t>(</w:t>
+      </w:r>
+      <w:r>
+        <w:rPr>
+          <w:rFonts w:asciiTheme="minorHAnsi" w:eastAsiaTheme="minorHAnsi" w:hAnsiTheme="minorHAnsi" w:cstheme="minorBidi"/>
+          <w:sz w:val="22"/>
+          <w:szCs w:val="22"/>
+          <w:lang w:eastAsia="en-US"/>
+        </w:rPr>
+        <w:t>pr.productname = '1940 Ford Pickup Truck’) selecciona</w:t>
+      </w:r>
+      <w:r>
+        <w:rPr>
+          <w:rFonts w:asciiTheme="minorHAnsi" w:eastAsiaTheme="minorHAnsi" w:hAnsiTheme="minorHAnsi" w:cstheme="minorBidi"/>
+          <w:sz w:val="22"/>
+          <w:szCs w:val="22"/>
+          <w:lang w:eastAsia="en-US"/>
+        </w:rPr>
+        <w:t xml:space="preserve"> únicamente los pedidos que contienen ese camión.</w:t>
+      </w:r>
+      <w:r>
+        <w:rPr>
+          <w:rFonts w:asciiTheme="minorHAnsi" w:eastAsiaTheme="minorHAnsi" w:hAnsiTheme="minorHAnsi" w:cstheme="minorBidi"/>
+          <w:sz w:val="22"/>
+          <w:szCs w:val="22"/>
+          <w:lang w:eastAsia="en-US"/>
+        </w:rPr>
+        <w:t xml:space="preserve"> </w:t>
+      </w:r>
+      <w:r>
+        <w:rPr>
+          <w:rFonts w:asciiTheme="minorHAnsi" w:eastAsiaTheme="minorHAnsi" w:hAnsiTheme="minorHAnsi" w:cstheme="minorBidi"/>
+          <w:sz w:val="22"/>
+          <w:szCs w:val="22"/>
+          <w:lang w:eastAsia="en-US"/>
+        </w:rPr>
+        <w:t>GROUP BY agrupa todos los pagos que pertenecen al mismo cliente.</w:t>
+      </w:r>
+      <w:r>
+        <w:rPr>
+          <w:rFonts w:asciiTheme="minorHAnsi" w:eastAsiaTheme="minorHAnsi" w:hAnsiTheme="minorHAnsi" w:cstheme="minorBidi"/>
+          <w:sz w:val="22"/>
+          <w:szCs w:val="22"/>
+          <w:lang w:eastAsia="en-US"/>
+        </w:rPr>
+        <w:t xml:space="preserve"> </w:t>
+      </w:r>
+      <w:r>
+        <w:rPr>
+          <w:rFonts w:asciiTheme="minorHAnsi" w:eastAsiaTheme="minorHAnsi" w:hAnsiTheme="minorHAnsi" w:cstheme="minorBidi"/>
+          <w:sz w:val="22"/>
+          <w:szCs w:val="22"/>
+          <w:lang w:eastAsia="en-US"/>
+        </w:rPr>
+        <w:t>Finalmente, ORDER BY total_pagado DESC ordena los clientes de mayor a menor cantidad pagada.</w:t>
+      </w:r>
+    </w:p>
+    <w:p>
+      <w:pPr>
+        <w:pStyle w:val="NormalWeb"/>
+        <w:rPr>
+          <w:rFonts w:asciiTheme="minorHAnsi" w:eastAsiaTheme="minorHAnsi" w:hAnsiTheme="minorHAnsi" w:cstheme="minorBidi"/>
+          <w:sz w:val="22"/>
+          <w:szCs w:val="22"/>
+          <w:lang w:eastAsia="en-US"/>
+        </w:rPr>
+      </w:pPr>
+      <w:r>
+        <w:rPr>
+          <w:rFonts w:asciiTheme="minorHAnsi" w:eastAsiaTheme="minorHAnsi" w:hAnsiTheme="minorHAnsi" w:cstheme="minorBidi"/>
+          <w:noProof/>
+          <w:sz w:val="22"/>
+          <w:szCs w:val="22"/>
+          <w:lang w:eastAsia="en-US"/>
+        </w:rPr>
+        <w:t xml:space="preserve"> </w:t>
+      </w:r>
+      <w:r>
+        <w:rPr>
+          <w:rFonts w:asciiTheme="minorHAnsi" w:eastAsiaTheme="minorHAnsi" w:hAnsiTheme="minorHAnsi" w:cstheme="minorBidi"/>
+          <w:noProof/>
+          <w:sz w:val="22"/>
+          <w:szCs w:val="22"/>
+          <w:lang w:eastAsia="en-US"/>
+        </w:rPr>
+        <w:drawing>
+          <wp:inline distT="0" distB="0" distL="0" distR="0" wp14:anchorId="3C6B1F2E" wp14:editId="7497FB7A">
+            <wp:extent cx="4076700" cy="3136900"/>
+            <wp:effectExtent l="0" t="0" r="0" b="0"/>
+            <wp:docPr id="501447695" name="Picture 4"/>
+            <wp:cNvGraphicFramePr>
+              <a:graphicFrameLocks xmlns:a="http://schemas.openxmlformats.org/drawingml/2006/main" noChangeAspect="1"/>
+            </wp:cNvGraphicFramePr>
+            <a:graphic xmlns:a="http://schemas.openxmlformats.org/drawingml/2006/main">
+              <a:graphicData uri="http://schemas.openxmlformats.org/drawingml/2006/picture">
+                <pic:pic xmlns:pic="http://schemas.openxmlformats.org/drawingml/2006/picture">
+                  <pic:nvPicPr>
+                    <pic:cNvPr id="501447695" name="Picture 501447695"/>
+                    <pic:cNvPicPr/>
+                  </pic:nvPicPr>
+                  <pic:blipFill>
+                    <a:blip r:embed="rId8">
+                      <a:extLst>
+                        <a:ext uri="{28A0092B-C50C-407E-A947-70E740481C1C}">
+                          <a14:useLocalDpi xmlns:a14="http://schemas.microsoft.com/office/drawing/2010/main" val="0"/>
+                        </a:ext>
+                      </a:extLst>
+                    </a:blip>
+                    <a:stretch>
+                      <a:fillRect/>
+                    </a:stretch>
+                  </pic:blipFill>
+                  <pic:spPr>
+                    <a:xfrm>
+                      <a:off x="0" y="0"/>
+                      <a:ext cx="4076700" cy="3136900"/>
+                    </a:xfrm>
+                    <a:prstGeom prst="rect">
+                      <a:avLst/>
+                    </a:prstGeom>
+                  </pic:spPr>
+                </pic:pic>
+              </a:graphicData>
+            </a:graphic>
+          </wp:inline>
+        </w:drawing>
+      </w:r>
+    </w:p>
+    <w:p>
+      <w:pPr>
+        <w:rPr>
+          <w:sz w:val="24"/>
+          <w:szCs w:val="24"/>
+        </w:rPr>
+      </w:pPr>
+    </w:p>
+    <w:p>
+      <w:pPr>
+        <w:rPr>
+          <w:sz w:val="24"/>
+          <w:szCs w:val="24"/>
+        </w:rPr>
+      </w:pPr>
+      <w:r>
+        <w:rPr>
+          <w:sz w:val="24"/>
+          <w:szCs w:val="24"/>
+        </w:rPr>
         <w:t>Query2</w:t>
       </w:r>
     </w:p>
@@ -95,6 +1074,7 @@
         <w:rPr>
           <w:noProof/>
         </w:rPr>
+        <w:lastRenderedPageBreak/>
         <w:drawing>
           <wp:inline distT="0" distB="0" distL="0" distR="0" wp14:anchorId="387C074F" wp14:editId="000D04B6">
             <wp:extent cx="5400040" cy="3746500"/>
@@ -111,7 +1091,7 @@
                     <pic:cNvPicPr/>
                   </pic:nvPicPr>
                   <pic:blipFill>
-                    <a:blip r:embed="rId5">
+                    <a:blip r:embed="rId9">
                       <a:extLst>
                         <a:ext uri="{28A0092B-C50C-407E-A947-70E740481C1C}">
                           <a14:useLocalDpi xmlns:a14="http://schemas.microsoft.com/office/drawing/2010/main" val="0"/>
@@ -155,23 +1135,20 @@
     </w:p>
     <w:p>
       <w:r>
-        <w:t xml:space="preserve">Esta consulta tiene como objetivo identificar a los empleados situados exactamente dos niveles por debajo del Director General dentro del organigrama de la empresa. Para lograrlo, se realiza un triple enlace de la tabla employees consigo misma utilizando tres alias distintos (e para el empleado consultado, m para su responsable intermedio y d </w:t>
-      </w:r>
-      <w:r>
+        <w:t xml:space="preserve">Esta consulta tiene como objetivo identificar a los empleados situados exactamente dos niveles por debajo del Director General dentro del organigrama de la empresa. Para lograrlo, se realiza un triple enlace de la tabla employees consigo misma utilizando tres alias distintos (e para el empleado consultado, m para su responsable intermedio y d para el director superior). La relación se establece vinculando el atributo reportsto de cada nivel con el employeenumber del nivel superior inmediato. </w:t>
+      </w:r>
+    </w:p>
+    <w:p>
+      <w:r>
+        <w:t>A continuación, el filtro WHERE d.reportsto IS NULL permite aislar el vértice de la jerarquía organizativa, ya que el Director General es la única persona que no reporta a nadie. Como resultado, la consulta proyecta únicamente el número de identificación (employeenumber) y el apellido (lastname) de los empleados pertenecientes a dicho tercer nivel.</w:t>
+      </w:r>
+    </w:p>
+    <w:p>
+      <w:r>
+        <w:rPr>
+          <w:noProof/>
+        </w:rPr>
         <w:lastRenderedPageBreak/>
-        <w:t xml:space="preserve">para el director superior). La relación se establece vinculando el atributo reportsto de cada nivel con el employeenumber del nivel superior inmediato. </w:t>
-      </w:r>
-    </w:p>
-    <w:p>
-      <w:r>
-        <w:t>A continuación, el filtro WHERE d.reportsto IS NULL permite aislar el vértice de la jerarquía organizativa, ya que el Director General es la única persona que no reporta a nadie. Como resultado, la consulta proyecta únicamente el número de identificación (employeenumber) y el apellido (lastname) de los empleados pertenecientes a dicho tercer nivel.</w:t>
-      </w:r>
-    </w:p>
-    <w:p>
-      <w:r>
-        <w:rPr>
-          <w:noProof/>
-        </w:rPr>
         <w:drawing>
           <wp:inline distT="0" distB="0" distL="0" distR="0" wp14:anchorId="12F0F8D7" wp14:editId="2C1E31F3">
             <wp:extent cx="4699321" cy="2846382"/>
@@ -188,7 +1165,7 @@
                     <pic:cNvPicPr/>
                   </pic:nvPicPr>
                   <pic:blipFill>
-                    <a:blip r:embed="rId6">
+                    <a:blip r:embed="rId10">
                       <a:extLst>
                         <a:ext uri="{28A0092B-C50C-407E-A947-70E740481C1C}">
                           <a14:useLocalDpi xmlns:a14="http://schemas.microsoft.com/office/drawing/2010/main" val="0"/>
@@ -228,30 +1205,445 @@
           <w:sz w:val="24"/>
           <w:szCs w:val="24"/>
         </w:rPr>
-        <w:t>Query5</w:t>
-      </w:r>
-    </w:p>
-    <w:p>
-      <w:r>
-        <w:t xml:space="preserve">El propósito de esta consulta es contabilizar, desglosado por país, cuántas oficinas no registraron ninguna venta a lo largo del año 2003. La estrategia implementada se apoya en una subconsulta correlacionada mediante el operador NOT EXISTS, la cual evalúa para cada oficina si existen pedidos asociados en dicho período. Para ello, se encadenan las tablas de oficinas, empleados, clientes y pedidos mediante sus respectivas claves foráneas, filtrando las fechas a través de EXTRACT(YEAR FROM ord.orderdate) = 2003. </w:t>
-      </w:r>
-    </w:p>
-    <w:p>
-      <w:r>
-        <w:t>Si la subconsulta no devuelve registros para una oficina dada, se confirma que no generó ninguna venta en ese año. Posteriormente, la consulta principal agrupa los datos por el país de la oficina (o.country) y aplica la función COUNT(o.officecode) para obtener el número total de sedes sin actividad comercial en ese país. Los resultados se presentan ordenados prioritariamente de mayor a menor según la cantidad de oficinas sin ventas y, en caso de empate, alfabéticamente por el nombre del país.</w:t>
-      </w:r>
-    </w:p>
-    <w:p>
+        <w:t>Query</w:t>
+      </w:r>
+      <w:r>
+        <w:rPr>
+          <w:sz w:val="24"/>
+          <w:szCs w:val="24"/>
+        </w:rPr>
+        <w:t>4</w:t>
+      </w:r>
+    </w:p>
+    <w:p>
+      <w:pPr>
+        <w:pStyle w:val="NormalWeb"/>
+        <w:spacing w:before="0" w:beforeAutospacing="0" w:after="160" w:afterAutospacing="0"/>
+        <w:rPr>
+          <w:rFonts w:asciiTheme="minorHAnsi" w:eastAsiaTheme="minorHAnsi" w:hAnsiTheme="minorHAnsi" w:cstheme="minorBidi"/>
+          <w:sz w:val="22"/>
+          <w:szCs w:val="22"/>
+          <w:lang w:eastAsia="en-US"/>
+        </w:rPr>
+      </w:pPr>
+      <w:r>
+        <w:rPr>
+          <w:rFonts w:asciiTheme="minorHAnsi" w:eastAsiaTheme="minorHAnsi" w:hAnsiTheme="minorHAnsi" w:cstheme="minorBidi"/>
+          <w:sz w:val="22"/>
+          <w:szCs w:val="22"/>
+          <w:lang w:eastAsia="en-US"/>
+        </w:rPr>
+        <w:t>La consulta obtiene la oficina que ha vendido el mayor número de productos.</w:t>
+      </w:r>
+      <w:r>
+        <w:rPr>
+          <w:rFonts w:asciiTheme="minorHAnsi" w:eastAsiaTheme="minorHAnsi" w:hAnsiTheme="minorHAnsi" w:cstheme="minorBidi"/>
+          <w:sz w:val="22"/>
+          <w:szCs w:val="22"/>
+          <w:lang w:eastAsia="en-US"/>
+        </w:rPr>
+        <w:t xml:space="preserve"> </w:t>
+      </w:r>
+      <w:r>
+        <w:rPr>
+          <w:rFonts w:asciiTheme="minorHAnsi" w:eastAsiaTheme="minorHAnsi" w:hAnsiTheme="minorHAnsi" w:cstheme="minorBidi"/>
+          <w:sz w:val="22"/>
+          <w:szCs w:val="22"/>
+          <w:lang w:eastAsia="en-US"/>
+        </w:rPr>
+        <w:t xml:space="preserve">Primero, </w:t>
+      </w:r>
+      <w:r>
+        <w:rPr>
+          <w:rFonts w:asciiTheme="minorHAnsi" w:eastAsiaTheme="minorHAnsi" w:hAnsiTheme="minorHAnsi" w:cstheme="minorBidi"/>
+          <w:sz w:val="22"/>
+          <w:szCs w:val="22"/>
+          <w:lang w:eastAsia="en-US"/>
+        </w:rPr>
+        <w:t>con</w:t>
+      </w:r>
+      <w:r>
+        <w:rPr>
+          <w:rFonts w:asciiTheme="minorHAnsi" w:eastAsiaTheme="minorHAnsi" w:hAnsiTheme="minorHAnsi" w:cstheme="minorBidi"/>
+          <w:sz w:val="22"/>
+          <w:szCs w:val="22"/>
+          <w:lang w:eastAsia="en-US"/>
+        </w:rPr>
+        <w:t xml:space="preserve"> WITH </w:t>
+      </w:r>
+      <w:r>
+        <w:rPr>
+          <w:rFonts w:asciiTheme="minorHAnsi" w:eastAsiaTheme="minorHAnsi" w:hAnsiTheme="minorHAnsi" w:cstheme="minorBidi"/>
+          <w:sz w:val="22"/>
+          <w:szCs w:val="22"/>
+          <w:lang w:eastAsia="en-US"/>
+        </w:rPr>
+        <w:t xml:space="preserve">ventas_por_oficina </w:t>
+      </w:r>
+      <w:r>
+        <w:rPr>
+          <w:rFonts w:asciiTheme="minorHAnsi" w:eastAsiaTheme="minorHAnsi" w:hAnsiTheme="minorHAnsi" w:cstheme="minorBidi"/>
+          <w:sz w:val="22"/>
+          <w:szCs w:val="22"/>
+          <w:lang w:eastAsia="en-US"/>
+        </w:rPr>
+        <w:t xml:space="preserve">AS </w:t>
+      </w:r>
+      <w:r>
+        <w:rPr>
+          <w:rFonts w:asciiTheme="minorHAnsi" w:eastAsiaTheme="minorHAnsi" w:hAnsiTheme="minorHAnsi" w:cstheme="minorBidi"/>
+          <w:sz w:val="22"/>
+          <w:szCs w:val="22"/>
+          <w:lang w:eastAsia="en-US"/>
+        </w:rPr>
+        <w:t>crea un resultado temporal</w:t>
+      </w:r>
+      <w:r>
+        <w:rPr>
+          <w:rFonts w:asciiTheme="minorHAnsi" w:eastAsiaTheme="minorHAnsi" w:hAnsiTheme="minorHAnsi" w:cstheme="minorBidi"/>
+          <w:sz w:val="22"/>
+          <w:szCs w:val="22"/>
+          <w:lang w:eastAsia="en-US"/>
+        </w:rPr>
+        <w:t>.</w:t>
+      </w:r>
+      <w:r>
+        <w:rPr>
+          <w:rFonts w:asciiTheme="minorHAnsi" w:eastAsiaTheme="minorHAnsi" w:hAnsiTheme="minorHAnsi" w:cstheme="minorBidi"/>
+          <w:sz w:val="22"/>
+          <w:szCs w:val="22"/>
+          <w:lang w:eastAsia="en-US"/>
+        </w:rPr>
+        <w:t xml:space="preserve"> </w:t>
+      </w:r>
+      <w:r>
+        <w:rPr>
+          <w:rFonts w:asciiTheme="minorHAnsi" w:eastAsiaTheme="minorHAnsi" w:hAnsiTheme="minorHAnsi" w:cstheme="minorBidi"/>
+          <w:sz w:val="22"/>
+          <w:szCs w:val="22"/>
+          <w:lang w:eastAsia="en-US"/>
+        </w:rPr>
+        <w:t>Este resultado guarda el total de productos vendidos por cada oficina</w:t>
+      </w:r>
+      <w:r>
+        <w:rPr>
+          <w:rFonts w:asciiTheme="minorHAnsi" w:eastAsiaTheme="minorHAnsi" w:hAnsiTheme="minorHAnsi" w:cstheme="minorBidi"/>
+          <w:sz w:val="22"/>
+          <w:szCs w:val="22"/>
+          <w:lang w:eastAsia="en-US"/>
+        </w:rPr>
+        <w:t xml:space="preserve"> con su código correspondiente, como se puede observar dentro del SELECT</w:t>
+      </w:r>
+      <w:r>
+        <w:rPr>
+          <w:rFonts w:asciiTheme="minorHAnsi" w:eastAsiaTheme="minorHAnsi" w:hAnsiTheme="minorHAnsi" w:cstheme="minorBidi"/>
+          <w:sz w:val="22"/>
+          <w:szCs w:val="22"/>
+          <w:lang w:eastAsia="en-US"/>
+        </w:rPr>
+        <w:t>.</w:t>
+      </w:r>
+      <w:r>
+        <w:rPr>
+          <w:rFonts w:asciiTheme="minorHAnsi" w:eastAsiaTheme="minorHAnsi" w:hAnsiTheme="minorHAnsi" w:cstheme="minorBidi"/>
+          <w:sz w:val="22"/>
+          <w:szCs w:val="22"/>
+          <w:lang w:eastAsia="en-US"/>
+        </w:rPr>
+        <w:t xml:space="preserve"> </w:t>
+      </w:r>
+      <w:r>
+        <w:rPr>
+          <w:rFonts w:asciiTheme="minorHAnsi" w:eastAsiaTheme="minorHAnsi" w:hAnsiTheme="minorHAnsi" w:cstheme="minorBidi"/>
+          <w:sz w:val="22"/>
+          <w:szCs w:val="22"/>
+          <w:lang w:eastAsia="en-US"/>
+        </w:rPr>
+        <w:t>La consulta comienza con la tabla employees, que se identifica con el alias e.</w:t>
+      </w:r>
+      <w:r>
+        <w:rPr>
+          <w:rFonts w:asciiTheme="minorHAnsi" w:eastAsiaTheme="minorHAnsi" w:hAnsiTheme="minorHAnsi" w:cstheme="minorBidi"/>
+          <w:sz w:val="22"/>
+          <w:szCs w:val="22"/>
+          <w:lang w:eastAsia="en-US"/>
+        </w:rPr>
+        <w:t xml:space="preserve"> </w:t>
+      </w:r>
+      <w:r>
+        <w:rPr>
+          <w:rFonts w:asciiTheme="minorHAnsi" w:eastAsiaTheme="minorHAnsi" w:hAnsiTheme="minorHAnsi" w:cstheme="minorBidi"/>
+          <w:sz w:val="22"/>
+          <w:szCs w:val="22"/>
+          <w:lang w:eastAsia="en-US"/>
+        </w:rPr>
+        <w:t>Cada empleado trabaja en una oficina, indicada por el atributo officecode</w:t>
+      </w:r>
+      <w:r>
+        <w:rPr>
+          <w:rFonts w:asciiTheme="minorHAnsi" w:eastAsiaTheme="minorHAnsi" w:hAnsiTheme="minorHAnsi" w:cstheme="minorBidi"/>
+          <w:sz w:val="22"/>
+          <w:szCs w:val="22"/>
+          <w:lang w:eastAsia="en-US"/>
+        </w:rPr>
+        <w:t xml:space="preserve">. </w:t>
+      </w:r>
+      <w:r>
+        <w:rPr>
+          <w:rFonts w:asciiTheme="minorHAnsi" w:eastAsiaTheme="minorHAnsi" w:hAnsiTheme="minorHAnsi" w:cstheme="minorBidi"/>
+          <w:sz w:val="22"/>
+          <w:szCs w:val="22"/>
+          <w:lang w:eastAsia="en-US"/>
+        </w:rPr>
+        <w:t>Después, se relacionan los empleados con los clientes mediante el representante de ventas.</w:t>
+      </w:r>
+      <w:r>
+        <w:rPr>
+          <w:rFonts w:asciiTheme="minorHAnsi" w:eastAsiaTheme="minorHAnsi" w:hAnsiTheme="minorHAnsi" w:cstheme="minorBidi"/>
+          <w:sz w:val="22"/>
+          <w:szCs w:val="22"/>
+          <w:lang w:eastAsia="en-US"/>
+        </w:rPr>
+        <w:t xml:space="preserve"> </w:t>
+      </w:r>
+      <w:r>
+        <w:rPr>
+          <w:rFonts w:asciiTheme="minorHAnsi" w:eastAsiaTheme="minorHAnsi" w:hAnsiTheme="minorHAnsi" w:cstheme="minorBidi"/>
+          <w:sz w:val="22"/>
+          <w:szCs w:val="22"/>
+          <w:lang w:eastAsia="en-US"/>
+        </w:rPr>
+        <w:t>La condición c.salesrepemployeenumber = e.employeenumber indica qué empleado atiende a cada cliente.</w:t>
+      </w:r>
+      <w:r>
+        <w:rPr>
+          <w:rFonts w:asciiTheme="minorHAnsi" w:eastAsiaTheme="minorHAnsi" w:hAnsiTheme="minorHAnsi" w:cstheme="minorBidi"/>
+          <w:sz w:val="22"/>
+          <w:szCs w:val="22"/>
+          <w:lang w:eastAsia="en-US"/>
+        </w:rPr>
+        <w:t xml:space="preserve"> </w:t>
+      </w:r>
+      <w:r>
+        <w:rPr>
+          <w:rFonts w:asciiTheme="minorHAnsi" w:eastAsiaTheme="minorHAnsi" w:hAnsiTheme="minorHAnsi" w:cstheme="minorBidi"/>
+          <w:sz w:val="22"/>
+          <w:szCs w:val="22"/>
+          <w:lang w:eastAsia="en-US"/>
+        </w:rPr>
+        <w:t>A continuación, se unen los clientes con sus pedidos usando el atributo customernumber.</w:t>
+      </w:r>
+      <w:r>
+        <w:rPr>
+          <w:rFonts w:asciiTheme="minorHAnsi" w:eastAsiaTheme="minorHAnsi" w:hAnsiTheme="minorHAnsi" w:cstheme="minorBidi"/>
+          <w:sz w:val="22"/>
+          <w:szCs w:val="22"/>
+          <w:lang w:eastAsia="en-US"/>
+        </w:rPr>
+        <w:t xml:space="preserve"> </w:t>
+      </w:r>
+      <w:r>
+        <w:rPr>
+          <w:rFonts w:asciiTheme="minorHAnsi" w:eastAsiaTheme="minorHAnsi" w:hAnsiTheme="minorHAnsi" w:cstheme="minorBidi"/>
+          <w:sz w:val="22"/>
+          <w:szCs w:val="22"/>
+          <w:lang w:eastAsia="en-US"/>
+        </w:rPr>
+        <w:t>Después, cada pedido se une con orderdetails, donde aparecen los productos y las cantidades compradas.</w:t>
+      </w:r>
+      <w:r>
+        <w:rPr>
+          <w:rFonts w:asciiTheme="minorHAnsi" w:eastAsiaTheme="minorHAnsi" w:hAnsiTheme="minorHAnsi" w:cstheme="minorBidi"/>
+          <w:sz w:val="22"/>
+          <w:szCs w:val="22"/>
+          <w:lang w:eastAsia="en-US"/>
+        </w:rPr>
+        <w:t xml:space="preserve"> </w:t>
+      </w:r>
+      <w:r>
+        <w:rPr>
+          <w:rFonts w:asciiTheme="minorHAnsi" w:eastAsiaTheme="minorHAnsi" w:hAnsiTheme="minorHAnsi" w:cstheme="minorBidi"/>
+          <w:sz w:val="22"/>
+          <w:szCs w:val="22"/>
+          <w:lang w:eastAsia="en-US"/>
+        </w:rPr>
+        <w:t>En total las uniones han hecho el siguiente recorrido (e.employeenumber-&gt;c.salesrepemployeenumber, c.cosutmernumber-&gt;o.customernumber, o.ordernumber-&gt;od.ordernumber)</w:t>
+      </w:r>
+      <w:r>
+        <w:rPr>
+          <w:rFonts w:asciiTheme="minorHAnsi" w:eastAsiaTheme="minorHAnsi" w:hAnsiTheme="minorHAnsi" w:cstheme="minorBidi"/>
+          <w:sz w:val="22"/>
+          <w:szCs w:val="22"/>
+          <w:lang w:eastAsia="en-US"/>
+        </w:rPr>
+        <w:t xml:space="preserve">. </w:t>
+      </w:r>
+      <w:r>
+        <w:rPr>
+          <w:rFonts w:asciiTheme="minorHAnsi" w:eastAsiaTheme="minorHAnsi" w:hAnsiTheme="minorHAnsi" w:cstheme="minorBidi"/>
+          <w:sz w:val="22"/>
+          <w:szCs w:val="22"/>
+          <w:lang w:eastAsia="en-US"/>
+        </w:rPr>
+        <w:t>El atributo quantityordered representa el número de unidades de un producto en un pedido.</w:t>
+      </w:r>
+      <w:r>
+        <w:rPr>
+          <w:rFonts w:asciiTheme="minorHAnsi" w:eastAsiaTheme="minorHAnsi" w:hAnsiTheme="minorHAnsi" w:cstheme="minorBidi"/>
+          <w:sz w:val="22"/>
+          <w:szCs w:val="22"/>
+          <w:lang w:eastAsia="en-US"/>
+        </w:rPr>
+        <w:t xml:space="preserve"> </w:t>
+      </w:r>
+      <w:r>
+        <w:rPr>
+          <w:rFonts w:asciiTheme="minorHAnsi" w:eastAsiaTheme="minorHAnsi" w:hAnsiTheme="minorHAnsi" w:cstheme="minorBidi"/>
+          <w:sz w:val="22"/>
+          <w:szCs w:val="22"/>
+          <w:lang w:eastAsia="en-US"/>
+        </w:rPr>
+        <w:t>La función SUM(od.quantityordered) suma todas las unidades vendidas por los empleados de cada oficina.</w:t>
+      </w:r>
+      <w:r>
+        <w:rPr>
+          <w:rFonts w:asciiTheme="minorHAnsi" w:eastAsiaTheme="minorHAnsi" w:hAnsiTheme="minorHAnsi" w:cstheme="minorBidi"/>
+          <w:sz w:val="22"/>
+          <w:szCs w:val="22"/>
+          <w:lang w:eastAsia="en-US"/>
+        </w:rPr>
+        <w:t xml:space="preserve"> </w:t>
+      </w:r>
+      <w:r>
+        <w:rPr>
+          <w:rFonts w:asciiTheme="minorHAnsi" w:eastAsiaTheme="minorHAnsi" w:hAnsiTheme="minorHAnsi" w:cstheme="minorBidi"/>
+          <w:sz w:val="22"/>
+          <w:szCs w:val="22"/>
+          <w:lang w:eastAsia="en-US"/>
+        </w:rPr>
+        <w:t>El resultado de esta suma recibe el nombre de productos_vendidos.</w:t>
+      </w:r>
+      <w:r>
+        <w:rPr>
+          <w:rFonts w:asciiTheme="minorHAnsi" w:eastAsiaTheme="minorHAnsi" w:hAnsiTheme="minorHAnsi" w:cstheme="minorBidi"/>
+          <w:sz w:val="22"/>
+          <w:szCs w:val="22"/>
+          <w:lang w:eastAsia="en-US"/>
+        </w:rPr>
+        <w:t xml:space="preserve"> </w:t>
+      </w:r>
+      <w:r>
+        <w:rPr>
+          <w:rFonts w:asciiTheme="minorHAnsi" w:eastAsiaTheme="minorHAnsi" w:hAnsiTheme="minorHAnsi" w:cstheme="minorBidi"/>
+          <w:sz w:val="22"/>
+          <w:szCs w:val="22"/>
+          <w:lang w:eastAsia="en-US"/>
+        </w:rPr>
+        <w:t>GROUP BY e.officecode agrupa las ventas de todos los empleados que pertenecen a la misma oficina.</w:t>
+      </w:r>
+    </w:p>
+    <w:p>
+      <w:pPr>
+        <w:pStyle w:val="NormalWeb"/>
+        <w:spacing w:before="0" w:beforeAutospacing="0" w:after="160" w:afterAutospacing="0"/>
+        <w:rPr>
+          <w:rFonts w:asciiTheme="minorHAnsi" w:eastAsiaTheme="minorHAnsi" w:hAnsiTheme="minorHAnsi" w:cstheme="minorBidi"/>
+          <w:sz w:val="22"/>
+          <w:szCs w:val="22"/>
+          <w:lang w:eastAsia="en-US"/>
+        </w:rPr>
+      </w:pPr>
+      <w:r>
+        <w:rPr>
+          <w:rFonts w:asciiTheme="minorHAnsi" w:eastAsiaTheme="minorHAnsi" w:hAnsiTheme="minorHAnsi" w:cstheme="minorBidi"/>
+          <w:sz w:val="22"/>
+          <w:szCs w:val="22"/>
+          <w:lang w:eastAsia="en-US"/>
+        </w:rPr>
+        <w:t>La segunda parte de la consulta utiliza el resultado temporal ventas_por_oficina.</w:t>
+      </w:r>
+      <w:r>
+        <w:rPr>
+          <w:rFonts w:asciiTheme="minorHAnsi" w:eastAsiaTheme="minorHAnsi" w:hAnsiTheme="minorHAnsi" w:cstheme="minorBidi"/>
+          <w:sz w:val="22"/>
+          <w:szCs w:val="22"/>
+          <w:lang w:eastAsia="en-US"/>
+        </w:rPr>
+        <w:t xml:space="preserve"> </w:t>
+      </w:r>
+      <w:r>
+        <w:rPr>
+          <w:rFonts w:asciiTheme="minorHAnsi" w:eastAsiaTheme="minorHAnsi" w:hAnsiTheme="minorHAnsi" w:cstheme="minorBidi"/>
+          <w:sz w:val="22"/>
+          <w:szCs w:val="22"/>
+          <w:lang w:eastAsia="en-US"/>
+        </w:rPr>
+        <w:t>La función MAX(productos_vendidos) calcula el mayor número de productos vendidos entre todas las oficinas.</w:t>
+      </w:r>
+      <w:r>
+        <w:rPr>
+          <w:rFonts w:asciiTheme="minorHAnsi" w:eastAsiaTheme="minorHAnsi" w:hAnsiTheme="minorHAnsi" w:cstheme="minorBidi"/>
+          <w:sz w:val="22"/>
+          <w:szCs w:val="22"/>
+          <w:lang w:eastAsia="en-US"/>
+        </w:rPr>
+        <w:t xml:space="preserve"> </w:t>
+      </w:r>
+      <w:r>
+        <w:rPr>
+          <w:rFonts w:asciiTheme="minorHAnsi" w:eastAsiaTheme="minorHAnsi" w:hAnsiTheme="minorHAnsi" w:cstheme="minorBidi"/>
+          <w:sz w:val="22"/>
+          <w:szCs w:val="22"/>
+          <w:lang w:eastAsia="en-US"/>
+        </w:rPr>
+        <w:t>Finalmente, la condición WHERE selecciona la oficina cuyo total de productos vendidos coincide con ese valor máximo.</w:t>
+      </w:r>
+      <w:r>
+        <w:rPr>
+          <w:rFonts w:asciiTheme="minorHAnsi" w:eastAsiaTheme="minorHAnsi" w:hAnsiTheme="minorHAnsi" w:cstheme="minorBidi"/>
+          <w:sz w:val="22"/>
+          <w:szCs w:val="22"/>
+          <w:lang w:eastAsia="en-US"/>
+        </w:rPr>
+        <w:t xml:space="preserve"> </w:t>
+      </w:r>
+      <w:r>
+        <w:rPr>
+          <w:rFonts w:asciiTheme="minorHAnsi" w:eastAsiaTheme="minorHAnsi" w:hAnsiTheme="minorHAnsi" w:cstheme="minorBidi"/>
+          <w:sz w:val="22"/>
+          <w:szCs w:val="22"/>
+          <w:lang w:eastAsia="en-US"/>
+        </w:rPr>
+        <w:t>Si varias oficinas tienen el mismo máximo, la consulta mostrará todas ellas.</w:t>
+      </w:r>
+    </w:p>
+    <w:p>
+      <w:pPr>
+        <w:rPr>
+          <w:sz w:val="24"/>
+          <w:szCs w:val="24"/>
+        </w:rPr>
+      </w:pPr>
+    </w:p>
+    <w:p>
+      <w:pPr>
+        <w:rPr>
+          <w:sz w:val="24"/>
+          <w:szCs w:val="24"/>
+        </w:rPr>
+      </w:pPr>
       <w:r>
         <w:rPr>
           <w:noProof/>
+          <w:sz w:val="24"/>
+          <w:szCs w:val="24"/>
         </w:rPr>
         <w:lastRenderedPageBreak/>
         <w:drawing>
-          <wp:inline distT="0" distB="0" distL="0" distR="0" wp14:anchorId="0B920DDC" wp14:editId="12CD33B2">
-            <wp:extent cx="5400040" cy="3746500"/>
-            <wp:effectExtent l="0" t="0" r="0" b="6350"/>
-            <wp:docPr id="661886062" name="Imagen 3"/>
+          <wp:inline distT="0" distB="0" distL="0" distR="0" wp14:anchorId="1495E3AF" wp14:editId="6F14537A">
+            <wp:extent cx="4305300" cy="3035300"/>
+            <wp:effectExtent l="0" t="0" r="0" b="0"/>
+            <wp:docPr id="850358932" name="Picture 3"/>
             <wp:cNvGraphicFramePr>
               <a:graphicFrameLocks xmlns:a="http://schemas.openxmlformats.org/drawingml/2006/main" noChangeAspect="1"/>
             </wp:cNvGraphicFramePr>
@@ -259,11 +1651,11 @@
               <a:graphicData uri="http://schemas.openxmlformats.org/drawingml/2006/picture">
                 <pic:pic xmlns:pic="http://schemas.openxmlformats.org/drawingml/2006/picture">
                   <pic:nvPicPr>
-                    <pic:cNvPr id="661886062" name="Imagen 661886062"/>
+                    <pic:cNvPr id="850358932" name="Picture 850358932"/>
                     <pic:cNvPicPr/>
                   </pic:nvPicPr>
                   <pic:blipFill>
-                    <a:blip r:embed="rId7">
+                    <a:blip r:embed="rId11">
                       <a:extLst>
                         <a:ext uri="{28A0092B-C50C-407E-A947-70E740481C1C}">
                           <a14:useLocalDpi xmlns:a14="http://schemas.microsoft.com/office/drawing/2010/main" val="0"/>
@@ -277,7 +1669,7 @@
                   <pic:spPr>
                     <a:xfrm>
                       <a:off x="0" y="0"/>
-                      <a:ext cx="5400040" cy="3746500"/>
+                      <a:ext cx="4305300" cy="3035300"/>
                     </a:xfrm>
                     <a:prstGeom prst="rect">
                       <a:avLst/>
@@ -290,7 +1682,450 @@
         </w:drawing>
       </w:r>
     </w:p>
-    <w:p/>
+    <w:p>
+      <w:pPr>
+        <w:rPr>
+          <w:sz w:val="24"/>
+          <w:szCs w:val="24"/>
+        </w:rPr>
+      </w:pPr>
+    </w:p>
+    <w:p>
+      <w:pPr>
+        <w:rPr>
+          <w:sz w:val="24"/>
+          <w:szCs w:val="24"/>
+        </w:rPr>
+      </w:pPr>
+      <w:r>
+        <w:rPr>
+          <w:sz w:val="24"/>
+          <w:szCs w:val="24"/>
+        </w:rPr>
+        <w:t>Query5</w:t>
+      </w:r>
+    </w:p>
+    <w:p>
+      <w:r>
+        <w:t xml:space="preserve">El propósito de esta consulta es contabilizar, desglosado por país, cuántas oficinas no registraron ninguna venta a lo largo del año 2003. La estrategia implementada se apoya en una subconsulta correlacionada mediante el operador NOT EXISTS, la cual evalúa para cada oficina si existen pedidos asociados en dicho período. Para ello, se encadenan las tablas de oficinas, empleados, clientes y pedidos mediante sus respectivas claves foráneas, filtrando las fechas a través de EXTRACT(YEAR FROM ord.orderdate) = 2003. </w:t>
+      </w:r>
+    </w:p>
+    <w:p>
+      <w:r>
+        <w:t>Si la subconsulta no devuelve registros para una oficina dada, se confirma que no generó ninguna venta en ese año. Posteriormente, la consulta principal agrupa los datos por el país de la oficina (o.country) y aplica la función COUNT(o.officecode) para obtener el número total de sedes sin actividad comercial en ese país. Los resultados se presentan ordenados prioritariamente de mayor a menor según la cantidad de oficinas sin ventas y, en caso de empate, alfabéticamente por el nombre del país.</w:t>
+      </w:r>
+    </w:p>
+    <w:p>
+      <w:r>
+        <w:t xml:space="preserve"> </w:t>
+      </w:r>
+      <w:r>
+        <w:rPr>
+          <w:noProof/>
+        </w:rPr>
+        <w:drawing>
+          <wp:inline distT="0" distB="0" distL="0" distR="0" wp14:anchorId="0B920DDC" wp14:editId="2C8748B5">
+            <wp:extent cx="3871609" cy="2686088"/>
+            <wp:effectExtent l="0" t="0" r="1905" b="6350"/>
+            <wp:docPr id="661886062" name="Imagen 3"/>
+            <wp:cNvGraphicFramePr>
+              <a:graphicFrameLocks xmlns:a="http://schemas.openxmlformats.org/drawingml/2006/main" noChangeAspect="1"/>
+            </wp:cNvGraphicFramePr>
+            <a:graphic xmlns:a="http://schemas.openxmlformats.org/drawingml/2006/main">
+              <a:graphicData uri="http://schemas.openxmlformats.org/drawingml/2006/picture">
+                <pic:pic xmlns:pic="http://schemas.openxmlformats.org/drawingml/2006/picture">
+                  <pic:nvPicPr>
+                    <pic:cNvPr id="661886062" name="Imagen 661886062"/>
+                    <pic:cNvPicPr/>
+                  </pic:nvPicPr>
+                  <pic:blipFill>
+                    <a:blip r:embed="rId12">
+                      <a:extLst>
+                        <a:ext uri="{28A0092B-C50C-407E-A947-70E740481C1C}">
+                          <a14:useLocalDpi xmlns:a14="http://schemas.microsoft.com/office/drawing/2010/main" val="0"/>
+                        </a:ext>
+                      </a:extLst>
+                    </a:blip>
+                    <a:stretch>
+                      <a:fillRect/>
+                    </a:stretch>
+                  </pic:blipFill>
+                  <pic:spPr>
+                    <a:xfrm>
+                      <a:off x="0" y="0"/>
+                      <a:ext cx="4005511" cy="2778988"/>
+                    </a:xfrm>
+                    <a:prstGeom prst="rect">
+                      <a:avLst/>
+                    </a:prstGeom>
+                  </pic:spPr>
+                </pic:pic>
+              </a:graphicData>
+            </a:graphic>
+          </wp:inline>
+        </w:drawing>
+      </w:r>
+    </w:p>
+    <w:p>
+      <w:pPr>
+        <w:rPr>
+          <w:sz w:val="24"/>
+          <w:szCs w:val="24"/>
+        </w:rPr>
+      </w:pPr>
+      <w:r>
+        <w:rPr>
+          <w:sz w:val="24"/>
+          <w:szCs w:val="24"/>
+        </w:rPr>
+        <w:lastRenderedPageBreak/>
+        <w:t>Query 6</w:t>
+      </w:r>
+    </w:p>
+    <w:p>
+      <w:pPr>
+        <w:pStyle w:val="NormalWeb"/>
+        <w:spacing w:after="160" w:afterAutospacing="0"/>
+        <w:rPr>
+          <w:rFonts w:asciiTheme="minorHAnsi" w:eastAsiaTheme="minorHAnsi" w:hAnsiTheme="minorHAnsi" w:cstheme="minorBidi"/>
+          <w:sz w:val="22"/>
+          <w:szCs w:val="22"/>
+          <w:lang w:eastAsia="en-US"/>
+        </w:rPr>
+      </w:pPr>
+      <w:r>
+        <w:rPr>
+          <w:rFonts w:asciiTheme="minorHAnsi" w:eastAsiaTheme="minorHAnsi" w:hAnsiTheme="minorHAnsi" w:cstheme="minorBidi"/>
+          <w:sz w:val="22"/>
+          <w:szCs w:val="22"/>
+          <w:lang w:eastAsia="en-US"/>
+        </w:rPr>
+        <w:t>La consulta busca parejas de productos que aparecen juntas en más de un pedido.</w:t>
+      </w:r>
+      <w:r>
+        <w:rPr>
+          <w:rFonts w:asciiTheme="minorHAnsi" w:eastAsiaTheme="minorHAnsi" w:hAnsiTheme="minorHAnsi" w:cstheme="minorBidi"/>
+          <w:sz w:val="22"/>
+          <w:szCs w:val="22"/>
+          <w:lang w:eastAsia="en-US"/>
+        </w:rPr>
+        <w:t xml:space="preserve"> </w:t>
+      </w:r>
+      <w:r>
+        <w:rPr>
+          <w:rFonts w:asciiTheme="minorHAnsi" w:eastAsiaTheme="minorHAnsi" w:hAnsiTheme="minorHAnsi" w:cstheme="minorBidi"/>
+          <w:sz w:val="22"/>
+          <w:szCs w:val="22"/>
+          <w:lang w:eastAsia="en-US"/>
+        </w:rPr>
+        <w:t xml:space="preserve">La tabla orderdetails se utiliza dos veces y </w:t>
+      </w:r>
+      <w:r>
+        <w:rPr>
+          <w:rFonts w:asciiTheme="minorHAnsi" w:eastAsiaTheme="minorHAnsi" w:hAnsiTheme="minorHAnsi" w:cstheme="minorBidi"/>
+          <w:sz w:val="22"/>
+          <w:szCs w:val="22"/>
+          <w:lang w:eastAsia="en-US"/>
+        </w:rPr>
+        <w:t xml:space="preserve">le ponemos </w:t>
+      </w:r>
+      <w:r>
+        <w:rPr>
+          <w:rFonts w:asciiTheme="minorHAnsi" w:eastAsiaTheme="minorHAnsi" w:hAnsiTheme="minorHAnsi" w:cstheme="minorBidi"/>
+          <w:sz w:val="22"/>
+          <w:szCs w:val="22"/>
+          <w:lang w:eastAsia="en-US"/>
+        </w:rPr>
+        <w:t xml:space="preserve">los </w:t>
+      </w:r>
+      <w:r>
+        <w:rPr>
+          <w:rFonts w:asciiTheme="minorHAnsi" w:eastAsiaTheme="minorHAnsi" w:hAnsiTheme="minorHAnsi" w:cstheme="minorBidi"/>
+          <w:sz w:val="22"/>
+          <w:szCs w:val="22"/>
+          <w:lang w:eastAsia="en-US"/>
+        </w:rPr>
+        <w:t>nombres</w:t>
+      </w:r>
+      <w:r>
+        <w:rPr>
+          <w:rFonts w:asciiTheme="minorHAnsi" w:eastAsiaTheme="minorHAnsi" w:hAnsiTheme="minorHAnsi" w:cstheme="minorBidi"/>
+          <w:sz w:val="22"/>
+          <w:szCs w:val="22"/>
+          <w:lang w:eastAsia="en-US"/>
+        </w:rPr>
+        <w:t xml:space="preserve"> od1 y od2.</w:t>
+      </w:r>
+      <w:r>
+        <w:rPr>
+          <w:rFonts w:asciiTheme="minorHAnsi" w:eastAsiaTheme="minorHAnsi" w:hAnsiTheme="minorHAnsi" w:cstheme="minorBidi"/>
+          <w:sz w:val="22"/>
+          <w:szCs w:val="22"/>
+          <w:lang w:eastAsia="en-US"/>
+        </w:rPr>
+        <w:t xml:space="preserve"> </w:t>
+      </w:r>
+      <w:r>
+        <w:rPr>
+          <w:rFonts w:asciiTheme="minorHAnsi" w:eastAsiaTheme="minorHAnsi" w:hAnsiTheme="minorHAnsi" w:cstheme="minorBidi"/>
+          <w:sz w:val="22"/>
+          <w:szCs w:val="22"/>
+          <w:lang w:eastAsia="en-US"/>
+        </w:rPr>
+        <w:t>Esto permite comparar dos productos que pertenecen al mismo pedido.</w:t>
+      </w:r>
+      <w:r>
+        <w:rPr>
+          <w:rFonts w:asciiTheme="minorHAnsi" w:eastAsiaTheme="minorHAnsi" w:hAnsiTheme="minorHAnsi" w:cstheme="minorBidi"/>
+          <w:sz w:val="22"/>
+          <w:szCs w:val="22"/>
+          <w:lang w:eastAsia="en-US"/>
+        </w:rPr>
+        <w:t xml:space="preserve"> </w:t>
+      </w:r>
+      <w:r>
+        <w:rPr>
+          <w:rFonts w:asciiTheme="minorHAnsi" w:eastAsiaTheme="minorHAnsi" w:hAnsiTheme="minorHAnsi" w:cstheme="minorBidi"/>
+          <w:sz w:val="22"/>
+          <w:szCs w:val="22"/>
+          <w:lang w:eastAsia="en-US"/>
+        </w:rPr>
+        <w:t>od1.productcode se muestra como producto_1</w:t>
+      </w:r>
+      <w:r>
+        <w:rPr>
+          <w:rFonts w:asciiTheme="minorHAnsi" w:eastAsiaTheme="minorHAnsi" w:hAnsiTheme="minorHAnsi" w:cstheme="minorBidi"/>
+          <w:sz w:val="22"/>
+          <w:szCs w:val="22"/>
+          <w:lang w:eastAsia="en-US"/>
+        </w:rPr>
+        <w:t xml:space="preserve"> y </w:t>
+      </w:r>
+      <w:r>
+        <w:rPr>
+          <w:rFonts w:asciiTheme="minorHAnsi" w:eastAsiaTheme="minorHAnsi" w:hAnsiTheme="minorHAnsi" w:cstheme="minorBidi"/>
+          <w:sz w:val="22"/>
+          <w:szCs w:val="22"/>
+          <w:lang w:eastAsia="en-US"/>
+        </w:rPr>
+        <w:t>od2.productcode se muestra como producto_2.</w:t>
+      </w:r>
+      <w:r>
+        <w:rPr>
+          <w:rFonts w:asciiTheme="minorHAnsi" w:eastAsiaTheme="minorHAnsi" w:hAnsiTheme="minorHAnsi" w:cstheme="minorBidi"/>
+          <w:sz w:val="22"/>
+          <w:szCs w:val="22"/>
+          <w:lang w:eastAsia="en-US"/>
+        </w:rPr>
+        <w:t xml:space="preserve"> </w:t>
+      </w:r>
+      <w:r>
+        <w:rPr>
+          <w:rFonts w:asciiTheme="minorHAnsi" w:eastAsiaTheme="minorHAnsi" w:hAnsiTheme="minorHAnsi" w:cstheme="minorBidi"/>
+          <w:sz w:val="22"/>
+          <w:szCs w:val="22"/>
+          <w:lang w:eastAsia="en-US"/>
+        </w:rPr>
+        <w:t>La condición od1.ordernumber = od2.ordernumber comprueba que ambos productos están en el mismo carro</w:t>
+      </w:r>
+      <w:r>
+        <w:rPr>
+          <w:rFonts w:asciiTheme="minorHAnsi" w:eastAsiaTheme="minorHAnsi" w:hAnsiTheme="minorHAnsi" w:cstheme="minorBidi"/>
+          <w:sz w:val="22"/>
+          <w:szCs w:val="22"/>
+          <w:lang w:eastAsia="en-US"/>
+        </w:rPr>
+        <w:t xml:space="preserve"> y </w:t>
+      </w:r>
+      <w:r>
+        <w:rPr>
+          <w:rFonts w:asciiTheme="minorHAnsi" w:eastAsiaTheme="minorHAnsi" w:hAnsiTheme="minorHAnsi" w:cstheme="minorBidi"/>
+          <w:sz w:val="22"/>
+          <w:szCs w:val="22"/>
+          <w:lang w:eastAsia="en-US"/>
+        </w:rPr>
+        <w:t>La condición od1.productcode &lt; od2.productcode evita comparar un producto consigo mismo</w:t>
+      </w:r>
+      <w:r>
+        <w:rPr>
+          <w:rFonts w:asciiTheme="minorHAnsi" w:eastAsiaTheme="minorHAnsi" w:hAnsiTheme="minorHAnsi" w:cstheme="minorBidi"/>
+          <w:sz w:val="22"/>
+          <w:szCs w:val="22"/>
+          <w:lang w:eastAsia="en-US"/>
+        </w:rPr>
+        <w:t>, t</w:t>
+      </w:r>
+      <w:r>
+        <w:rPr>
+          <w:rFonts w:asciiTheme="minorHAnsi" w:eastAsiaTheme="minorHAnsi" w:hAnsiTheme="minorHAnsi" w:cstheme="minorBidi"/>
+          <w:sz w:val="22"/>
+          <w:szCs w:val="22"/>
+          <w:lang w:eastAsia="en-US"/>
+        </w:rPr>
+        <w:t>ambién evita que una pareja aparezca repetida en orden inverso.</w:t>
+      </w:r>
+      <w:r>
+        <w:rPr>
+          <w:rFonts w:asciiTheme="minorHAnsi" w:eastAsiaTheme="minorHAnsi" w:hAnsiTheme="minorHAnsi" w:cstheme="minorBidi"/>
+          <w:sz w:val="22"/>
+          <w:szCs w:val="22"/>
+          <w:lang w:eastAsia="en-US"/>
+        </w:rPr>
+        <w:t xml:space="preserve"> Esto funciona ya que se comparan alfabéticamente y en el caso de tener dos productos distintos solo uno es menor que el otro.</w:t>
+      </w:r>
+    </w:p>
+    <w:p>
+      <w:pPr>
+        <w:pStyle w:val="NormalWeb"/>
+        <w:spacing w:after="160" w:afterAutospacing="0"/>
+        <w:rPr>
+          <w:rFonts w:asciiTheme="minorHAnsi" w:eastAsiaTheme="minorHAnsi" w:hAnsiTheme="minorHAnsi" w:cstheme="minorBidi"/>
+          <w:sz w:val="22"/>
+          <w:szCs w:val="22"/>
+          <w:lang w:eastAsia="en-US"/>
+        </w:rPr>
+      </w:pPr>
+      <w:r>
+        <w:rPr>
+          <w:rFonts w:asciiTheme="minorHAnsi" w:eastAsiaTheme="minorHAnsi" w:hAnsiTheme="minorHAnsi" w:cstheme="minorBidi"/>
+          <w:sz w:val="22"/>
+          <w:szCs w:val="22"/>
+          <w:lang w:eastAsia="en-US"/>
+        </w:rPr>
+        <w:t>COUNT(*) cuenta el número de pedidos que contienen cada pareja de productos</w:t>
+      </w:r>
+      <w:r>
+        <w:rPr>
+          <w:rFonts w:asciiTheme="minorHAnsi" w:eastAsiaTheme="minorHAnsi" w:hAnsiTheme="minorHAnsi" w:cstheme="minorBidi"/>
+          <w:sz w:val="22"/>
+          <w:szCs w:val="22"/>
+          <w:lang w:eastAsia="en-US"/>
+        </w:rPr>
+        <w:t xml:space="preserve"> y lo</w:t>
+      </w:r>
+      <w:r>
+        <w:rPr>
+          <w:rFonts w:asciiTheme="minorHAnsi" w:eastAsiaTheme="minorHAnsi" w:hAnsiTheme="minorHAnsi" w:cstheme="minorBidi"/>
+          <w:sz w:val="22"/>
+          <w:szCs w:val="22"/>
+          <w:lang w:eastAsia="en-US"/>
+        </w:rPr>
+        <w:t xml:space="preserve"> llama numero_carros.</w:t>
+      </w:r>
+      <w:r>
+        <w:rPr>
+          <w:rFonts w:asciiTheme="minorHAnsi" w:eastAsiaTheme="minorHAnsi" w:hAnsiTheme="minorHAnsi" w:cstheme="minorBidi"/>
+          <w:sz w:val="22"/>
+          <w:szCs w:val="22"/>
+          <w:lang w:eastAsia="en-US"/>
+        </w:rPr>
+        <w:t xml:space="preserve"> </w:t>
+      </w:r>
+      <w:r>
+        <w:rPr>
+          <w:rFonts w:asciiTheme="minorHAnsi" w:eastAsiaTheme="minorHAnsi" w:hAnsiTheme="minorHAnsi" w:cstheme="minorBidi"/>
+          <w:sz w:val="22"/>
+          <w:szCs w:val="22"/>
+          <w:lang w:eastAsia="en-US"/>
+        </w:rPr>
+        <w:t>GROUP BY agrupa todas las apariciones de la misma pareja de productos.</w:t>
+      </w:r>
+      <w:r>
+        <w:rPr>
+          <w:rFonts w:asciiTheme="minorHAnsi" w:eastAsiaTheme="minorHAnsi" w:hAnsiTheme="minorHAnsi" w:cstheme="minorBidi"/>
+          <w:sz w:val="22"/>
+          <w:szCs w:val="22"/>
+          <w:lang w:eastAsia="en-US"/>
+        </w:rPr>
+        <w:t xml:space="preserve"> </w:t>
+      </w:r>
+      <w:r>
+        <w:rPr>
+          <w:rFonts w:asciiTheme="minorHAnsi" w:eastAsiaTheme="minorHAnsi" w:hAnsiTheme="minorHAnsi" w:cstheme="minorBidi"/>
+          <w:sz w:val="22"/>
+          <w:szCs w:val="22"/>
+          <w:lang w:eastAsia="en-US"/>
+        </w:rPr>
+        <w:t>HAVING COUNT(*) &gt; 1 mantiene solamente las parejas que aparecen en más de un carro.</w:t>
+      </w:r>
+    </w:p>
+    <w:p>
+      <w:pPr>
+        <w:pStyle w:val="NormalWeb"/>
+        <w:spacing w:after="160" w:afterAutospacing="0"/>
+        <w:rPr>
+          <w:rFonts w:asciiTheme="minorHAnsi" w:eastAsiaTheme="minorHAnsi" w:hAnsiTheme="minorHAnsi" w:cstheme="minorBidi"/>
+          <w:sz w:val="22"/>
+          <w:szCs w:val="22"/>
+          <w:lang w:eastAsia="en-US"/>
+        </w:rPr>
+      </w:pPr>
+      <w:r>
+        <w:rPr>
+          <w:rFonts w:asciiTheme="minorHAnsi" w:eastAsiaTheme="minorHAnsi" w:hAnsiTheme="minorHAnsi" w:cstheme="minorBidi"/>
+          <w:sz w:val="22"/>
+          <w:szCs w:val="22"/>
+          <w:lang w:eastAsia="en-US"/>
+        </w:rPr>
+        <w:t>Finalmente, ORDER BY numero_carros DESC ordena las parejas desde la más frecuente hasta la menos frecuente.</w:t>
+      </w:r>
+    </w:p>
+    <w:p>
+      <w:pPr>
+        <w:rPr>
+          <w:sz w:val="24"/>
+          <w:szCs w:val="24"/>
+        </w:rPr>
+      </w:pPr>
+      <w:r>
+        <w:rPr>
+          <w:noProof/>
+          <w:sz w:val="24"/>
+          <w:szCs w:val="24"/>
+        </w:rPr>
+        <w:drawing>
+          <wp:inline distT="0" distB="0" distL="0" distR="0" wp14:anchorId="04CCDD9C" wp14:editId="38706041">
+            <wp:extent cx="3263900" cy="2057400"/>
+            <wp:effectExtent l="0" t="0" r="0" b="0"/>
+            <wp:docPr id="1382974960" name="Picture 8"/>
+            <wp:cNvGraphicFramePr>
+              <a:graphicFrameLocks xmlns:a="http://schemas.openxmlformats.org/drawingml/2006/main" noChangeAspect="1"/>
+            </wp:cNvGraphicFramePr>
+            <a:graphic xmlns:a="http://schemas.openxmlformats.org/drawingml/2006/main">
+              <a:graphicData uri="http://schemas.openxmlformats.org/drawingml/2006/picture">
+                <pic:pic xmlns:pic="http://schemas.openxmlformats.org/drawingml/2006/picture">
+                  <pic:nvPicPr>
+                    <pic:cNvPr id="1382974960" name="Picture 1382974960"/>
+                    <pic:cNvPicPr/>
+                  </pic:nvPicPr>
+                  <pic:blipFill>
+                    <a:blip r:embed="rId13">
+                      <a:extLst>
+                        <a:ext uri="{28A0092B-C50C-407E-A947-70E740481C1C}">
+                          <a14:useLocalDpi xmlns:a14="http://schemas.microsoft.com/office/drawing/2010/main" val="0"/>
+                        </a:ext>
+                      </a:extLst>
+                    </a:blip>
+                    <a:stretch>
+                      <a:fillRect/>
+                    </a:stretch>
+                  </pic:blipFill>
+                  <pic:spPr>
+                    <a:xfrm>
+                      <a:off x="0" y="0"/>
+                      <a:ext cx="3263900" cy="2057400"/>
+                    </a:xfrm>
+                    <a:prstGeom prst="rect">
+                      <a:avLst/>
+                    </a:prstGeom>
+                  </pic:spPr>
+                </pic:pic>
+              </a:graphicData>
+            </a:graphic>
+          </wp:inline>
+        </w:drawing>
+      </w:r>
+    </w:p>
     <w:p/>
     <w:p>
       <w:pPr>
@@ -304,21 +2139,7 @@
           <w:sz w:val="32"/>
           <w:szCs w:val="32"/>
         </w:rPr>
-        <w:t>Redise</w:t>
-      </w:r>
-      <w:r>
-        <w:rPr>
-          <w:sz w:val="32"/>
-          <w:szCs w:val="32"/>
-        </w:rPr>
-        <w:t>ñ</w:t>
-      </w:r>
-      <w:r>
-        <w:rPr>
-          <w:sz w:val="32"/>
-          <w:szCs w:val="32"/>
-        </w:rPr>
-        <w:t>o de la Base de Datos</w:t>
+        <w:t>Rediseño de la Base de Datos</w:t>
       </w:r>
     </w:p>
     <w:p>
@@ -333,7 +2154,21 @@
           <w:sz w:val="28"/>
           <w:szCs w:val="28"/>
         </w:rPr>
-        <w:t>Esquema Relacional de la Nueva Base de Datos</w:t>
+        <w:t>Esquema</w:t>
+      </w:r>
+      <w:r>
+        <w:rPr>
+          <w:sz w:val="28"/>
+          <w:szCs w:val="28"/>
+        </w:rPr>
+        <w:t xml:space="preserve"> y Diagrama</w:t>
+      </w:r>
+      <w:r>
+        <w:rPr>
+          <w:sz w:val="28"/>
+          <w:szCs w:val="28"/>
+        </w:rPr>
+        <w:t xml:space="preserve"> Relacional de la Nueva Base de Datos</w:t>
       </w:r>
     </w:p>
     <w:p>
@@ -559,6 +2394,7 @@
           <w:rFonts w:ascii="Arial" w:hAnsi="Arial" w:cs="Arial"/>
           <w:lang w:val="en-US"/>
         </w:rPr>
+        <w:lastRenderedPageBreak/>
         <w:t>customer_employees (</w:t>
       </w:r>
       <w:r>
@@ -722,7 +2558,6 @@
           <w:rFonts w:ascii="Arial" w:hAnsi="Arial" w:cs="Arial"/>
           <w:lang w:val="en-US"/>
         </w:rPr>
-        <w:lastRenderedPageBreak/>
         <w:t>orders</w:t>
       </w:r>
       <w:r>
@@ -936,6 +2771,72 @@
     </w:p>
     <w:p>
       <w:pPr>
+        <w:pStyle w:val="NormalWeb"/>
+        <w:spacing w:before="0" w:beforeAutospacing="0"/>
+        <w:rPr>
+          <w:rFonts w:ascii="Arial" w:hAnsi="Arial" w:cs="Arial"/>
+          <w:lang w:val="en-US"/>
+        </w:rPr>
+      </w:pPr>
+    </w:p>
+    <w:p>
+      <w:pPr>
+        <w:pStyle w:val="NormalWeb"/>
+        <w:spacing w:before="0" w:beforeAutospacing="0"/>
+        <w:rPr>
+          <w:rFonts w:ascii="Arial" w:hAnsi="Arial" w:cs="Arial"/>
+          <w:lang w:val="en-US"/>
+        </w:rPr>
+      </w:pPr>
+      <w:r>
+        <w:rPr>
+          <w:noProof/>
+        </w:rPr>
+        <w:drawing>
+          <wp:inline distT="0" distB="0" distL="0" distR="0" wp14:anchorId="4D43E58B" wp14:editId="6369E8D6">
+            <wp:extent cx="5400040" cy="3830320"/>
+            <wp:effectExtent l="0" t="0" r="0" b="0"/>
+            <wp:docPr id="1326020970" name="Picture 9"/>
+            <wp:cNvGraphicFramePr>
+              <a:graphicFrameLocks xmlns:a="http://schemas.openxmlformats.org/drawingml/2006/main" noChangeAspect="1"/>
+            </wp:cNvGraphicFramePr>
+            <a:graphic xmlns:a="http://schemas.openxmlformats.org/drawingml/2006/main">
+              <a:graphicData uri="http://schemas.openxmlformats.org/drawingml/2006/picture">
+                <pic:pic xmlns:pic="http://schemas.openxmlformats.org/drawingml/2006/picture">
+                  <pic:nvPicPr>
+                    <pic:cNvPr id="1326020970" name="Picture 1326020970"/>
+                    <pic:cNvPicPr/>
+                  </pic:nvPicPr>
+                  <pic:blipFill>
+                    <a:blip r:embed="rId14" cstate="print">
+                      <a:extLst>
+                        <a:ext uri="{28A0092B-C50C-407E-A947-70E740481C1C}">
+                          <a14:useLocalDpi xmlns:a14="http://schemas.microsoft.com/office/drawing/2010/main" val="0"/>
+                        </a:ext>
+                      </a:extLst>
+                    </a:blip>
+                    <a:stretch>
+                      <a:fillRect/>
+                    </a:stretch>
+                  </pic:blipFill>
+                  <pic:spPr>
+                    <a:xfrm>
+                      <a:off x="0" y="0"/>
+                      <a:ext cx="5400040" cy="3830320"/>
+                    </a:xfrm>
+                    <a:prstGeom prst="rect">
+                      <a:avLst/>
+                    </a:prstGeom>
+                  </pic:spPr>
+                </pic:pic>
+              </a:graphicData>
+            </a:graphic>
+          </wp:inline>
+        </w:drawing>
+      </w:r>
+    </w:p>
+    <w:p>
+      <w:pPr>
         <w:rPr>
           <w:sz w:val="28"/>
           <w:szCs w:val="28"/>
@@ -950,7 +2851,11 @@
     </w:p>
     <w:p>
       <w:r>
-        <w:t>La columna officecode estaba fija en la tabla employees, por lo que cambiar a un empleado de oficina sobrescribía su ubicación anterior, destruyendo el registro histórico. Se elimina officecode de employees y se crea la tabla intermedia employee_offices con los campos employeenumber, officecode, startdate y enddate.</w:t>
+        <w:t xml:space="preserve">La columna officecode estaba fija en la tabla employees, por lo que cambiar a un empleado de oficina sobrescribía su ubicación anterior, destruyendo el registro histórico. </w:t>
+      </w:r>
+      <w:r>
+        <w:lastRenderedPageBreak/>
+        <w:t>Se elimina officecode de employees y se crea la tabla intermedia employee_offices con los campos employeenumber, officecode, startdate y enddate.</w:t>
       </w:r>
     </w:p>
     <w:p>
@@ -973,6 +2878,9 @@
     </w:p>
     <w:p>
       <w:r>
+        <w:rPr>
+          <w:noProof/>
+        </w:rPr>
         <w:drawing>
           <wp:inline distT="0" distB="0" distL="0" distR="0" wp14:anchorId="5A10C82C" wp14:editId="7718FD2A">
             <wp:extent cx="5400040" cy="2207260"/>
@@ -989,7 +2897,7 @@
                     <pic:cNvPicPr/>
                   </pic:nvPicPr>
                   <pic:blipFill>
-                    <a:blip r:embed="rId8"/>
+                    <a:blip r:embed="rId15"/>
                     <a:stretch>
                       <a:fillRect/>
                     </a:stretch>
@@ -1030,15 +2938,14 @@
     </w:p>
     <w:p>
       <w:r>
-        <w:t>Se solucionó ya que se e</w:t>
-      </w:r>
-      <w:r>
-        <w:t>limina la restricción de cardinalidad 1:N al desligar al comercial de la ficha del cliente y convertir la relación en N:M. Al permitir múltiples combinaciones en la nueva tabla, un cliente puede ser gestionado simultáneamente por varios representantes de ventas o por un equipo comercial completo.</w:t>
-      </w:r>
-    </w:p>
-    <w:p>
-      <w:r>
-        <w:lastRenderedPageBreak/>
+        <w:t>Se solucionó ya que se elimina la restricción de cardinalidad 1:N al desligar al comercial de la ficha del cliente y convertir la relación en N:M. Al permitir múltiples combinaciones en la nueva tabla, un cliente puede ser gestionado simultáneamente por varios representantes de ventas o por un equipo comercial completo.</w:t>
+      </w:r>
+    </w:p>
+    <w:p>
+      <w:r>
+        <w:rPr>
+          <w:noProof/>
+        </w:rPr>
         <w:drawing>
           <wp:inline distT="0" distB="0" distL="0" distR="0" wp14:anchorId="35460A07" wp14:editId="30253564">
             <wp:extent cx="5400040" cy="1997075"/>
@@ -1055,7 +2962,7 @@
                     <pic:cNvPicPr/>
                   </pic:nvPicPr>
                   <pic:blipFill>
-                    <a:blip r:embed="rId9"/>
+                    <a:blip r:embed="rId16"/>
                     <a:stretch>
                       <a:fillRect/>
                     </a:stretch>
@@ -1084,6 +2991,7 @@
     </w:p>
     <w:p>
       <w:r>
+        <w:lastRenderedPageBreak/>
         <w:t>La tabla payments solo hacía referencia a customernumber, lo que impedía saber qué compra o pedido concreto se estaba abonando.</w:t>
       </w:r>
       <w:r>
@@ -1095,14 +3003,14 @@
     </w:p>
     <w:p>
       <w:r>
-        <w:t>La solución es la siguiente, en la que se v</w:t>
-      </w:r>
-      <w:r>
-        <w:t>incula cada transacción o cheque de forma unívoca a la orden de compra que liquida. Esto resuelve la falta de trazabilidad contable, permitiendo identificar con exactitud qué facturas están pagadas, cuáles permanecen pendientes y a qué pedido específico corresponde cada movimiento bancario.</w:t>
-      </w:r>
-    </w:p>
-    <w:p>
-      <w:r>
+        <w:t>La solución es la siguiente, en la que se vincula cada transacción o cheque de forma unívoca a la orden de compra que liquida. Esto resuelve la falta de trazabilidad contable, permitiendo identificar con exactitud qué facturas están pagadas, cuáles permanecen pendientes y a qué pedido específico corresponde cada movimiento bancario.</w:t>
+      </w:r>
+    </w:p>
+    <w:p>
+      <w:r>
+        <w:rPr>
+          <w:noProof/>
+        </w:rPr>
         <w:drawing>
           <wp:inline distT="0" distB="0" distL="0" distR="0" wp14:anchorId="3F3290D4" wp14:editId="11EAE9B0">
             <wp:extent cx="4807197" cy="2495678"/>
@@ -1119,7 +3027,7 @@
                     <pic:cNvPicPr/>
                   </pic:nvPicPr>
                   <pic:blipFill>
-                    <a:blip r:embed="rId10"/>
+                    <a:blip r:embed="rId17"/>
                     <a:stretch>
                       <a:fillRect/>
                     </a:stretch>
@@ -1142,6 +3050,7 @@
     </w:p>
     <w:p/>
     <w:sectPr>
+      <w:footerReference w:type="default" r:id="rId18"/>
       <w:pgSz w:w="11906" w:h="16838"/>
       <w:pgMar w:top="1417" w:right="1701" w:bottom="1417" w:left="1701" w:header="708" w:footer="708" w:gutter="0"/>
       <w:cols w:space="708"/>
@@ -1149,6 +3058,119 @@
     </w:sectPr>
   </w:body>
 </w:document>
+</file>
+
+<file path=word/endnotes.xml><?xml version="1.0" encoding="utf-8"?>
+<w:endnotes xmlns:wpc="http://schemas.microsoft.com/office/word/2010/wordprocessingCanvas" xmlns:cx="http://schemas.microsoft.com/office/drawing/2014/chartex" xmlns:cx1="http://schemas.microsoft.com/office/drawing/2015/9/8/chartex" xmlns:cx2="http://schemas.microsoft.com/office/drawing/2015/10/21/chartex" xmlns:cx3="http://schemas.microsoft.com/office/drawing/2016/5/9/chartex" xmlns:cx4="http://schemas.microsoft.com/office/drawing/2016/5/10/chartex" xmlns:cx5="http://schemas.microsoft.com/office/drawing/2016/5/11/chartex" xmlns:cx6="http://schemas.microsoft.com/office/drawing/2016/5/12/chartex" xmlns:cx7="http://schemas.microsoft.com/office/drawing/2016/5/13/chartex" xmlns:cx8="http://schemas.microsoft.com/office/drawing/2016/5/14/chartex" xmlns:mc="http://schemas.openxmlformats.org/markup-compatibility/2006" xmlns:aink="http://schemas.microsoft.com/office/drawing/2016/ink" xmlns:am3d="http://schemas.microsoft.com/office/drawing/2017/model3d" xmlns:o="urn:schemas-microsoft-com:office:office" xmlns:oel="http://schemas.microsoft.com/office/2019/extlst" xmlns:r="http://schemas.openxmlformats.org/officeDocument/2006/relationships" xmlns:m="http://schemas.openxmlformats.org/officeDocument/2006/math" xmlns:v="urn:schemas-microsoft-com:vml" xmlns:wp14="http://schemas.microsoft.com/office/word/2010/wordprocessingDrawing" xmlns:wp="http://schemas.openxmlformats.org/drawingml/2006/wordprocessingDrawing" xmlns:w10="urn:schemas-microsoft-com:office:word" xmlns:w="http://schemas.openxmlformats.org/wordprocessingml/2006/main" xmlns:w14="http://schemas.microsoft.com/office/word/2010/wordml" xmlns:w15="http://schemas.microsoft.com/office/word/2012/wordml" xmlns:w16cex="http://schemas.microsoft.com/office/word/2018/wordml/cex" xmlns:w16cid="http://schemas.microsoft.com/office/word/2016/wordml/cid" xmlns:w16="http://schemas.microsoft.com/office/word/2018/wordml" xmlns:w16du="http://schemas.microsoft.com/office/word/2023/wordml/word16du" xmlns:w16sdtdh="http://schemas.microsoft.com/office/word/2020/wordml/sdtdatahash" xmlns:w16sdtfl="http://schemas.microsoft.com/office/word/2024/wordml/sdtformatlock" xmlns:w16se="http://schemas.microsoft.com/office/word/2015/wordml/symex" xmlns:wpg="http://schemas.microsoft.com/office/word/2010/wordprocessingGroup" xmlns:wpi="http://schemas.microsoft.com/office/word/2010/wordprocessingInk" xmlns:wne="http://schemas.microsoft.com/office/word/2006/wordml" xmlns:wps="http://schemas.microsoft.com/office/word/2010/wordprocessingShape" mc:Ignorable="w14 w15 w16se w16cid w16 w16cex w16sdtdh w16sdtfl w16du wp14">
+  <w:endnote w:type="separator" w:id="-1">
+    <w:p>
+      <w:pPr>
+        <w:spacing w:after="0" w:line="240" w:lineRule="auto"/>
+      </w:pPr>
+      <w:r>
+        <w:separator/>
+      </w:r>
+    </w:p>
+  </w:endnote>
+  <w:endnote w:type="continuationSeparator" w:id="0">
+    <w:p>
+      <w:pPr>
+        <w:spacing w:after="0" w:line="240" w:lineRule="auto"/>
+      </w:pPr>
+      <w:r>
+        <w:continuationSeparator/>
+      </w:r>
+    </w:p>
+  </w:endnote>
+</w:endnotes>
+</file>
+
+<file path=word/footer1.xml><?xml version="1.0" encoding="utf-8"?>
+<w:ftr xmlns:wpc="http://schemas.microsoft.com/office/word/2010/wordprocessingCanvas" xmlns:cx="http://schemas.microsoft.com/office/drawing/2014/chartex" xmlns:cx1="http://schemas.microsoft.com/office/drawing/2015/9/8/chartex" xmlns:cx2="http://schemas.microsoft.com/office/drawing/2015/10/21/chartex" xmlns:cx3="http://schemas.microsoft.com/office/drawing/2016/5/9/chartex" xmlns:cx4="http://schemas.microsoft.com/office/drawing/2016/5/10/chartex" xmlns:cx5="http://schemas.microsoft.com/office/drawing/2016/5/11/chartex" xmlns:cx6="http://schemas.microsoft.com/office/drawing/2016/5/12/chartex" xmlns:cx7="http://schemas.microsoft.com/office/drawing/2016/5/13/chartex" xmlns:cx8="http://schemas.microsoft.com/office/drawing/2016/5/14/chartex" xmlns:mc="http://schemas.openxmlformats.org/markup-compatibility/2006" xmlns:aink="http://schemas.microsoft.com/office/drawing/2016/ink" xmlns:am3d="http://schemas.microsoft.com/office/drawing/2017/model3d" xmlns:o="urn:schemas-microsoft-com:office:office" xmlns:oel="http://schemas.microsoft.com/office/2019/extlst" xmlns:r="http://schemas.openxmlformats.org/officeDocument/2006/relationships" xmlns:m="http://schemas.openxmlformats.org/officeDocument/2006/math" xmlns:v="urn:schemas-microsoft-com:vml" xmlns:wp14="http://schemas.microsoft.com/office/word/2010/wordprocessingDrawing" xmlns:wp="http://schemas.openxmlformats.org/drawingml/2006/wordprocessingDrawing" xmlns:w10="urn:schemas-microsoft-com:office:word" xmlns:w="http://schemas.openxmlformats.org/wordprocessingml/2006/main" xmlns:w14="http://schemas.microsoft.com/office/word/2010/wordml" xmlns:w15="http://schemas.microsoft.com/office/word/2012/wordml" xmlns:w16cex="http://schemas.microsoft.com/office/word/2018/wordml/cex" xmlns:w16cid="http://schemas.microsoft.com/office/word/2016/wordml/cid" xmlns:w16="http://schemas.microsoft.com/office/word/2018/wordml" xmlns:w16du="http://schemas.microsoft.com/office/word/2023/wordml/word16du" xmlns:w16sdtdh="http://schemas.microsoft.com/office/word/2020/wordml/sdtdatahash" xmlns:w16sdtfl="http://schemas.microsoft.com/office/word/2024/wordml/sdtformatlock" xmlns:w16se="http://schemas.microsoft.com/office/word/2015/wordml/symex" xmlns:wpg="http://schemas.microsoft.com/office/word/2010/wordprocessingGroup" xmlns:wpi="http://schemas.microsoft.com/office/word/2010/wordprocessingInk" xmlns:wne="http://schemas.microsoft.com/office/word/2006/wordml" xmlns:wps="http://schemas.microsoft.com/office/word/2010/wordprocessingShape" mc:Ignorable="w14 w15 w16se w16cid w16 w16cex w16sdtdh w16sdtfl w16du wp14">
+  <w:p>
+    <w:pPr>
+      <w:pStyle w:val="Piedepgina"/>
+      <w:rPr>
+        <w:color w:val="595959" w:themeColor="text1" w:themeTint="A6"/>
+        <w:sz w:val="18"/>
+        <w:szCs w:val="18"/>
+      </w:rPr>
+    </w:pPr>
+    <w:r>
+      <w:rPr>
+        <w:color w:val="595959" w:themeColor="text1" w:themeTint="A6"/>
+        <w:sz w:val="18"/>
+        <w:szCs w:val="18"/>
+      </w:rPr>
+      <w:ptab w:relativeTo="margin" w:alignment="right" w:leader="none"/>
+    </w:r>
+    <w:r>
+      <w:rPr>
+        <w:color w:val="595959" w:themeColor="text1" w:themeTint="A6"/>
+        <w:sz w:val="18"/>
+        <w:szCs w:val="18"/>
+      </w:rPr>
+      <w:t xml:space="preserve"> </w:t>
+    </w:r>
+    <w:sdt>
+      <w:sdtPr>
+        <w:rPr>
+          <w:color w:val="595959" w:themeColor="text1" w:themeTint="A6"/>
+          <w:sz w:val="18"/>
+          <w:szCs w:val="18"/>
+        </w:rPr>
+        <w:alias w:val="Autor"/>
+        <w:tag w:val=""/>
+        <w:id w:val="391861592"/>
+        <w:placeholder>
+          <w:docPart w:val="870B191A597D46B1BFE8761F38D36A63"/>
+        </w:placeholder>
+        <w:dataBinding w:prefixMappings="xmlns:ns0='http://purl.org/dc/elements/1.1/' xmlns:ns1='http://schemas.openxmlformats.org/package/2006/metadata/core-properties' " w:xpath="/ns1:coreProperties[1]/ns0:creator[1]" w:storeItemID="{6C3C8BC8-F283-45AE-878A-BAB7291924A1}"/>
+        <w:text/>
+      </w:sdtPr>
+      <w:sdtContent>
+        <w:r>
+          <w:rPr>
+            <w:color w:val="595959" w:themeColor="text1" w:themeTint="A6"/>
+            <w:sz w:val="18"/>
+            <w:szCs w:val="18"/>
+          </w:rPr>
+          <w:t>Alejandro Echeverría Paniagua y Rafael Velasco Wagner</w:t>
+        </w:r>
+      </w:sdtContent>
+    </w:sdt>
+  </w:p>
+  <w:p>
+    <w:pPr>
+      <w:pStyle w:val="Piedepgina"/>
+    </w:pPr>
+  </w:p>
+</w:ftr>
+</file>
+
+<file path=word/footnotes.xml><?xml version="1.0" encoding="utf-8"?>
+<w:footnotes xmlns:wpc="http://schemas.microsoft.com/office/word/2010/wordprocessingCanvas" xmlns:cx="http://schemas.microsoft.com/office/drawing/2014/chartex" xmlns:cx1="http://schemas.microsoft.com/office/drawing/2015/9/8/chartex" xmlns:cx2="http://schemas.microsoft.com/office/drawing/2015/10/21/chartex" xmlns:cx3="http://schemas.microsoft.com/office/drawing/2016/5/9/chartex" xmlns:cx4="http://schemas.microsoft.com/office/drawing/2016/5/10/chartex" xmlns:cx5="http://schemas.microsoft.com/office/drawing/2016/5/11/chartex" xmlns:cx6="http://schemas.microsoft.com/office/drawing/2016/5/12/chartex" xmlns:cx7="http://schemas.microsoft.com/office/drawing/2016/5/13/chartex" xmlns:cx8="http://schemas.microsoft.com/office/drawing/2016/5/14/chartex" xmlns:mc="http://schemas.openxmlformats.org/markup-compatibility/2006" xmlns:aink="http://schemas.microsoft.com/office/drawing/2016/ink" xmlns:am3d="http://schemas.microsoft.com/office/drawing/2017/model3d" xmlns:o="urn:schemas-microsoft-com:office:office" xmlns:oel="http://schemas.microsoft.com/office/2019/extlst" xmlns:r="http://schemas.openxmlformats.org/officeDocument/2006/relationships" xmlns:m="http://schemas.openxmlformats.org/officeDocument/2006/math" xmlns:v="urn:schemas-microsoft-com:vml" xmlns:wp14="http://schemas.microsoft.com/office/word/2010/wordprocessingDrawing" xmlns:wp="http://schemas.openxmlformats.org/drawingml/2006/wordprocessingDrawing" xmlns:w10="urn:schemas-microsoft-com:office:word" xmlns:w="http://schemas.openxmlformats.org/wordprocessingml/2006/main" xmlns:w14="http://schemas.microsoft.com/office/word/2010/wordml" xmlns:w15="http://schemas.microsoft.com/office/word/2012/wordml" xmlns:w16cex="http://schemas.microsoft.com/office/word/2018/wordml/cex" xmlns:w16cid="http://schemas.microsoft.com/office/word/2016/wordml/cid" xmlns:w16="http://schemas.microsoft.com/office/word/2018/wordml" xmlns:w16du="http://schemas.microsoft.com/office/word/2023/wordml/word16du" xmlns:w16sdtdh="http://schemas.microsoft.com/office/word/2020/wordml/sdtdatahash" xmlns:w16sdtfl="http://schemas.microsoft.com/office/word/2024/wordml/sdtformatlock" xmlns:w16se="http://schemas.microsoft.com/office/word/2015/wordml/symex" xmlns:wpg="http://schemas.microsoft.com/office/word/2010/wordprocessingGroup" xmlns:wpi="http://schemas.microsoft.com/office/word/2010/wordprocessingInk" xmlns:wne="http://schemas.microsoft.com/office/word/2006/wordml" xmlns:wps="http://schemas.microsoft.com/office/word/2010/wordprocessingShape" mc:Ignorable="w14 w15 w16se w16cid w16 w16cex w16sdtdh w16sdtfl w16du wp14">
+  <w:footnote w:type="separator" w:id="-1">
+    <w:p>
+      <w:pPr>
+        <w:spacing w:after="0" w:line="240" w:lineRule="auto"/>
+      </w:pPr>
+      <w:r>
+        <w:separator/>
+      </w:r>
+    </w:p>
+  </w:footnote>
+  <w:footnote w:type="continuationSeparator" w:id="0">
+    <w:p>
+      <w:pPr>
+        <w:spacing w:after="0" w:line="240" w:lineRule="auto"/>
+      </w:pPr>
+      <w:r>
+        <w:continuationSeparator/>
+      </w:r>
+    </w:p>
+  </w:footnote>
+</w:footnotes>
 </file>
 
 <file path=word/numbering.xml><?xml version="1.0" encoding="utf-8"?>
@@ -2213,6 +4235,7 @@
   <w:style w:type="character" w:default="1" w:styleId="Fuentedeprrafopredeter">
     <w:name w:val="Default Paragraph Font"/>
     <w:uiPriority w:val="1"/>
+    <w:semiHidden/>
     <w:unhideWhenUsed/>
   </w:style>
   <w:style w:type="table" w:default="1" w:styleId="Tablanormal">
@@ -2542,7 +4565,728 @@
       <w:lang w:eastAsia="es-ES"/>
     </w:rPr>
   </w:style>
+  <w:style w:type="character" w:styleId="Textoennegrita">
+    <w:name w:val="Strong"/>
+    <w:basedOn w:val="Fuentedeprrafopredeter"/>
+    <w:uiPriority w:val="22"/>
+    <w:qFormat/>
+    <w:rsid w:val="00BC41C5"/>
+    <w:rPr>
+      <w:b/>
+      <w:bCs/>
+    </w:rPr>
+  </w:style>
+  <w:style w:type="character" w:styleId="CdigoHTML">
+    <w:name w:val="HTML Code"/>
+    <w:basedOn w:val="Fuentedeprrafopredeter"/>
+    <w:uiPriority w:val="99"/>
+    <w:semiHidden/>
+    <w:unhideWhenUsed/>
+    <w:rsid w:val="00BC41C5"/>
+    <w:rPr>
+      <w:rFonts w:ascii="Courier New" w:eastAsia="Times New Roman" w:hAnsi="Courier New" w:cs="Courier New"/>
+      <w:sz w:val="20"/>
+      <w:szCs w:val="20"/>
+    </w:rPr>
+  </w:style>
+  <w:style w:type="paragraph" w:styleId="HTMLconformatoprevio">
+    <w:name w:val="HTML Preformatted"/>
+    <w:basedOn w:val="Normal"/>
+    <w:link w:val="HTMLconformatoprevioCar"/>
+    <w:uiPriority w:val="99"/>
+    <w:semiHidden/>
+    <w:unhideWhenUsed/>
+    <w:rsid w:val="003E7D2D"/>
+    <w:pPr>
+      <w:tabs>
+        <w:tab w:val="left" w:pos="916"/>
+        <w:tab w:val="left" w:pos="1832"/>
+        <w:tab w:val="left" w:pos="2748"/>
+        <w:tab w:val="left" w:pos="3664"/>
+        <w:tab w:val="left" w:pos="4580"/>
+        <w:tab w:val="left" w:pos="5496"/>
+        <w:tab w:val="left" w:pos="6412"/>
+        <w:tab w:val="left" w:pos="7328"/>
+        <w:tab w:val="left" w:pos="8244"/>
+        <w:tab w:val="left" w:pos="9160"/>
+        <w:tab w:val="left" w:pos="10076"/>
+        <w:tab w:val="left" w:pos="10992"/>
+        <w:tab w:val="left" w:pos="11908"/>
+        <w:tab w:val="left" w:pos="12824"/>
+        <w:tab w:val="left" w:pos="13740"/>
+        <w:tab w:val="left" w:pos="14656"/>
+      </w:tabs>
+      <w:spacing w:after="0" w:line="240" w:lineRule="auto"/>
+    </w:pPr>
+    <w:rPr>
+      <w:rFonts w:ascii="Courier New" w:eastAsia="Times New Roman" w:hAnsi="Courier New" w:cs="Courier New"/>
+      <w:sz w:val="20"/>
+      <w:szCs w:val="20"/>
+      <w:lang w:val="en-US"/>
+    </w:rPr>
+  </w:style>
+  <w:style w:type="character" w:customStyle="1" w:styleId="HTMLconformatoprevioCar">
+    <w:name w:val="HTML con formato previo Car"/>
+    <w:basedOn w:val="Fuentedeprrafopredeter"/>
+    <w:link w:val="HTMLconformatoprevio"/>
+    <w:uiPriority w:val="99"/>
+    <w:semiHidden/>
+    <w:rsid w:val="003E7D2D"/>
+    <w:rPr>
+      <w:rFonts w:ascii="Courier New" w:eastAsia="Times New Roman" w:hAnsi="Courier New" w:cs="Courier New"/>
+      <w:sz w:val="20"/>
+      <w:szCs w:val="20"/>
+      <w:lang w:val="en-US"/>
+    </w:rPr>
+  </w:style>
+  <w:style w:type="paragraph" w:styleId="Encabezado">
+    <w:name w:val="header"/>
+    <w:basedOn w:val="Normal"/>
+    <w:link w:val="EncabezadoCar"/>
+    <w:uiPriority w:val="99"/>
+    <w:unhideWhenUsed/>
+    <w:rsid w:val="007C606C"/>
+    <w:pPr>
+      <w:tabs>
+        <w:tab w:val="center" w:pos="4252"/>
+        <w:tab w:val="right" w:pos="8504"/>
+      </w:tabs>
+      <w:spacing w:after="0" w:line="240" w:lineRule="auto"/>
+    </w:pPr>
+  </w:style>
+  <w:style w:type="character" w:customStyle="1" w:styleId="EncabezadoCar">
+    <w:name w:val="Encabezado Car"/>
+    <w:basedOn w:val="Fuentedeprrafopredeter"/>
+    <w:link w:val="Encabezado"/>
+    <w:uiPriority w:val="99"/>
+    <w:rsid w:val="007C606C"/>
+  </w:style>
+  <w:style w:type="paragraph" w:styleId="Piedepgina">
+    <w:name w:val="footer"/>
+    <w:basedOn w:val="Normal"/>
+    <w:link w:val="PiedepginaCar"/>
+    <w:uiPriority w:val="99"/>
+    <w:unhideWhenUsed/>
+    <w:rsid w:val="007C606C"/>
+    <w:pPr>
+      <w:tabs>
+        <w:tab w:val="center" w:pos="4252"/>
+        <w:tab w:val="right" w:pos="8504"/>
+      </w:tabs>
+      <w:spacing w:after="0" w:line="240" w:lineRule="auto"/>
+    </w:pPr>
+  </w:style>
+  <w:style w:type="character" w:customStyle="1" w:styleId="PiedepginaCar">
+    <w:name w:val="Pie de página Car"/>
+    <w:basedOn w:val="Fuentedeprrafopredeter"/>
+    <w:link w:val="Piedepgina"/>
+    <w:uiPriority w:val="99"/>
+    <w:rsid w:val="007C606C"/>
+  </w:style>
 </w:styles>
+</file>
+
+<file path=word/glossary/document.xml><?xml version="1.0" encoding="utf-8"?>
+<w:glossaryDocument xmlns:wpc="http://schemas.microsoft.com/office/word/2010/wordprocessingCanvas" xmlns:cx="http://schemas.microsoft.com/office/drawing/2014/chartex" xmlns:cx1="http://schemas.microsoft.com/office/drawing/2015/9/8/chartex" xmlns:cx2="http://schemas.microsoft.com/office/drawing/2015/10/21/chartex" xmlns:cx3="http://schemas.microsoft.com/office/drawing/2016/5/9/chartex" xmlns:cx4="http://schemas.microsoft.com/office/drawing/2016/5/10/chartex" xmlns:cx5="http://schemas.microsoft.com/office/drawing/2016/5/11/chartex" xmlns:cx6="http://schemas.microsoft.com/office/drawing/2016/5/12/chartex" xmlns:cx7="http://schemas.microsoft.com/office/drawing/2016/5/13/chartex" xmlns:cx8="http://schemas.microsoft.com/office/drawing/2016/5/14/chartex" xmlns:mc="http://schemas.openxmlformats.org/markup-compatibility/2006" xmlns:aink="http://schemas.microsoft.com/office/drawing/2016/ink" xmlns:am3d="http://schemas.microsoft.com/office/drawing/2017/model3d" xmlns:o="urn:schemas-microsoft-com:office:office" xmlns:oel="http://schemas.microsoft.com/office/2019/extlst" xmlns:r="http://schemas.openxmlformats.org/officeDocument/2006/relationships" xmlns:m="http://schemas.openxmlformats.org/officeDocument/2006/math" xmlns:v="urn:schemas-microsoft-com:vml" xmlns:wp14="http://schemas.microsoft.com/office/word/2010/wordprocessingDrawing" xmlns:wp="http://schemas.openxmlformats.org/drawingml/2006/wordprocessingDrawing" xmlns:w10="urn:schemas-microsoft-com:office:word" xmlns:w="http://schemas.openxmlformats.org/wordprocessingml/2006/main" xmlns:w14="http://schemas.microsoft.com/office/word/2010/wordml" xmlns:w15="http://schemas.microsoft.com/office/word/2012/wordml" xmlns:w16cex="http://schemas.microsoft.com/office/word/2018/wordml/cex" xmlns:w16cid="http://schemas.microsoft.com/office/word/2016/wordml/cid" xmlns:w16="http://schemas.microsoft.com/office/word/2018/wordml" xmlns:w16du="http://schemas.microsoft.com/office/word/2023/wordml/word16du" xmlns:w16sdtdh="http://schemas.microsoft.com/office/word/2020/wordml/sdtdatahash" xmlns:w16sdtfl="http://schemas.microsoft.com/office/word/2024/wordml/sdtformatlock" xmlns:w16se="http://schemas.microsoft.com/office/word/2015/wordml/symex" xmlns:wpg="http://schemas.microsoft.com/office/word/2010/wordprocessingGroup" xmlns:wpi="http://schemas.microsoft.com/office/word/2010/wordprocessingInk" xmlns:wne="http://schemas.microsoft.com/office/word/2006/wordml" xmlns:wps="http://schemas.microsoft.com/office/word/2010/wordprocessingShape" mc:Ignorable="w14 w15 w16se w16cid w16 w16cex w16sdtdh w16sdtfl w16du wp14">
+  <w:docParts>
+    <w:docPart>
+      <w:docPartPr>
+        <w:name w:val="870B191A597D46B1BFE8761F38D36A63"/>
+        <w:category>
+          <w:name w:val="General"/>
+          <w:gallery w:val="placeholder"/>
+        </w:category>
+        <w:types>
+          <w:type w:val="bbPlcHdr"/>
+        </w:types>
+        <w:behaviors>
+          <w:behavior w:val="content"/>
+        </w:behaviors>
+        <w:guid w:val="{1A11F882-4ECE-4585-BC14-E81B69E5EDB4}"/>
+      </w:docPartPr>
+      <w:docPartBody>
+        <w:p>
+          <w:pPr>
+            <w:pStyle w:val="870B191A597D46B1BFE8761F38D36A63"/>
+          </w:pPr>
+          <w:r>
+            <w:rPr>
+              <w:rStyle w:val="Textodemarcadordeposicin"/>
+            </w:rPr>
+            <w:t>[Autor]</w:t>
+          </w:r>
+        </w:p>
+      </w:docPartBody>
+    </w:docPart>
+  </w:docParts>
+</w:glossaryDocument>
+</file>
+
+<file path=word/glossary/fontTable.xml><?xml version="1.0" encoding="utf-8"?>
+<w:fonts xmlns:mc="http://schemas.openxmlformats.org/markup-compatibility/2006" xmlns:r="http://schemas.openxmlformats.org/officeDocument/2006/relationships" xmlns:w="http://schemas.openxmlformats.org/wordprocessingml/2006/main" xmlns:w14="http://schemas.microsoft.com/office/word/2010/wordml" xmlns:w15="http://schemas.microsoft.com/office/word/2012/wordml" xmlns:w16cex="http://schemas.microsoft.com/office/word/2018/wordml/cex" xmlns:w16cid="http://schemas.microsoft.com/office/word/2016/wordml/cid" xmlns:w16="http://schemas.microsoft.com/office/word/2018/wordml" xmlns:w16du="http://schemas.microsoft.com/office/word/2023/wordml/word16du" xmlns:w16sdtdh="http://schemas.microsoft.com/office/word/2020/wordml/sdtdatahash" xmlns:w16sdtfl="http://schemas.microsoft.com/office/word/2024/wordml/sdtformatlock" xmlns:w16se="http://schemas.microsoft.com/office/word/2015/wordml/symex" mc:Ignorable="w14 w15 w16se w16cid w16 w16cex w16sdtdh w16sdtfl w16du">
+  <w:font w:name="Symbol">
+    <w:panose1 w:val="05050102010706020507"/>
+    <w:charset w:val="02"/>
+    <w:family w:val="roman"/>
+    <w:pitch w:val="variable"/>
+    <w:sig w:usb0="00000000" w:usb1="10000000" w:usb2="00000000" w:usb3="00000000" w:csb0="80000000" w:csb1="00000000"/>
+  </w:font>
+  <w:font w:name="Times New Roman">
+    <w:panose1 w:val="02020603050405020304"/>
+    <w:charset w:val="00"/>
+    <w:family w:val="roman"/>
+    <w:pitch w:val="variable"/>
+    <w:sig w:usb0="E0002EFF" w:usb1="C000785B" w:usb2="00000009" w:usb3="00000000" w:csb0="000001FF" w:csb1="00000000"/>
+  </w:font>
+  <w:font w:name="Courier New">
+    <w:panose1 w:val="02070309020205020404"/>
+    <w:charset w:val="00"/>
+    <w:family w:val="modern"/>
+    <w:pitch w:val="fixed"/>
+    <w:sig w:usb0="E0002EFF" w:usb1="C0007843" w:usb2="00000009" w:usb3="00000000" w:csb0="000001FF" w:csb1="00000000"/>
+  </w:font>
+  <w:font w:name="Wingdings">
+    <w:panose1 w:val="05000000000000000000"/>
+    <w:charset w:val="02"/>
+    <w:family w:val="auto"/>
+    <w:pitch w:val="variable"/>
+    <w:sig w:usb0="00000000" w:usb1="10000000" w:usb2="00000000" w:usb3="00000000" w:csb0="80000000" w:csb1="00000000"/>
+  </w:font>
+  <w:font w:name="Aptos">
+    <w:charset w:val="00"/>
+    <w:family w:val="swiss"/>
+    <w:pitch w:val="variable"/>
+    <w:sig w:usb0="20000287" w:usb1="00000003" w:usb2="00000000" w:usb3="00000000" w:csb0="0000019F" w:csb1="00000000"/>
+  </w:font>
+  <w:font w:name="Aptos Display">
+    <w:charset w:val="00"/>
+    <w:family w:val="swiss"/>
+    <w:pitch w:val="variable"/>
+    <w:sig w:usb0="20000287" w:usb1="00000003" w:usb2="00000000" w:usb3="00000000" w:csb0="0000019F" w:csb1="00000000"/>
+  </w:font>
+  <w:font w:name="Arial">
+    <w:panose1 w:val="020B0604020202020204"/>
+    <w:charset w:val="00"/>
+    <w:family w:val="swiss"/>
+    <w:pitch w:val="variable"/>
+    <w:sig w:usb0="E0002EFF" w:usb1="C000785B" w:usb2="00000009" w:usb3="00000000" w:csb0="000001FF" w:csb1="00000000"/>
+  </w:font>
+  <w:font w:name="Cambria Math">
+    <w:panose1 w:val="02040503050406030204"/>
+    <w:charset w:val="00"/>
+    <w:family w:val="roman"/>
+    <w:pitch w:val="variable"/>
+    <w:sig w:usb0="E00006FF" w:usb1="420024FF" w:usb2="02000000" w:usb3="00000000" w:csb0="0000019F" w:csb1="00000000"/>
+  </w:font>
+  <w:font w:name="Calibri">
+    <w:panose1 w:val="020F0502020204030204"/>
+    <w:charset w:val="00"/>
+    <w:family w:val="swiss"/>
+    <w:pitch w:val="variable"/>
+    <w:sig w:usb0="E4002EFF" w:usb1="C200247B" w:usb2="00000009" w:usb3="00000000" w:csb0="000001FF" w:csb1="00000000"/>
+  </w:font>
+  <w:font w:name="Calibri Light">
+    <w:panose1 w:val="020F0302020204030204"/>
+    <w:charset w:val="00"/>
+    <w:family w:val="swiss"/>
+    <w:pitch w:val="variable"/>
+    <w:sig w:usb0="E4002EFF" w:usb1="C200247B" w:usb2="00000009" w:usb3="00000000" w:csb0="000001FF" w:csb1="00000000"/>
+  </w:font>
+</w:fonts>
+</file>
+
+<file path=word/glossary/settings.xml><?xml version="1.0" encoding="utf-8"?>
+<w:settings xmlns:mc="http://schemas.openxmlformats.org/markup-compatibility/2006" xmlns:o="urn:schemas-microsoft-com:office:office" xmlns:r="http://schemas.openxmlformats.org/officeDocument/2006/relationships" xmlns:m="http://schemas.openxmlformats.org/officeDocument/2006/math" xmlns:v="urn:schemas-microsoft-com:vml" xmlns:w10="urn:schemas-microsoft-com:office:word" xmlns:w="http://schemas.openxmlformats.org/wordprocessingml/2006/main" xmlns:w14="http://schemas.microsoft.com/office/word/2010/wordml" xmlns:w15="http://schemas.microsoft.com/office/word/2012/wordml" xmlns:w16cex="http://schemas.microsoft.com/office/word/2018/wordml/cex" xmlns:w16cid="http://schemas.microsoft.com/office/word/2016/wordml/cid" xmlns:w16="http://schemas.microsoft.com/office/word/2018/wordml" xmlns:w16du="http://schemas.microsoft.com/office/word/2023/wordml/word16du" xmlns:w16sdtdh="http://schemas.microsoft.com/office/word/2020/wordml/sdtdatahash" xmlns:w16sdtfl="http://schemas.microsoft.com/office/word/2024/wordml/sdtformatlock" xmlns:w16se="http://schemas.microsoft.com/office/word/2015/wordml/symex" xmlns:sl="http://schemas.openxmlformats.org/schemaLibrary/2006/main" mc:Ignorable="w14 w15 w16se w16cid w16 w16cex w16sdtdh w16sdtfl w16du">
+  <w:view w:val="normal"/>
+  <w:defaultTabStop w:val="708"/>
+  <w:hyphenationZone w:val="425"/>
+  <w:characterSpacingControl w:val="doNotCompress"/>
+  <w:compat>
+    <w:useFELayout/>
+    <w:compatSetting w:name="compatibilityMode" w:uri="http://schemas.microsoft.com/office/word" w:val="15"/>
+    <w:compatSetting w:name="overrideTableStyleFontSizeAndJustification" w:uri="http://schemas.microsoft.com/office/word" w:val="1"/>
+    <w:compatSetting w:name="enableOpenTypeFeatures" w:uri="http://schemas.microsoft.com/office/word" w:val="1"/>
+    <w:compatSetting w:name="doNotFlipMirrorIndents" w:uri="http://schemas.microsoft.com/office/word" w:val="1"/>
+    <w:compatSetting w:name="differentiateMultirowTableHeaders" w:uri="http://schemas.microsoft.com/office/word" w:val="1"/>
+    <w:compatSetting w:name="useWord2013TrackBottomHyphenation" w:uri="http://schemas.microsoft.com/office/word" w:val="0"/>
+  </w:compat>
+  <w:rsids>
+    <w:rsidRoot w:val="00077A70"/>
+    <w:rsid w:val="00077A70"/>
+    <w:rsid w:val="000D2E9A"/>
+    <w:rsid w:val="0079626D"/>
+  </w:rsids>
+  <m:mathPr>
+    <m:mathFont m:val="Cambria Math"/>
+    <m:brkBin m:val="before"/>
+    <m:brkBinSub m:val="--"/>
+    <m:smallFrac m:val="0"/>
+    <m:dispDef/>
+    <m:lMargin m:val="0"/>
+    <m:rMargin m:val="0"/>
+    <m:defJc m:val="centerGroup"/>
+    <m:wrapIndent m:val="1440"/>
+    <m:intLim m:val="subSup"/>
+    <m:naryLim m:val="undOvr"/>
+  </m:mathPr>
+  <w:themeFontLang w:val="es-ES"/>
+  <w:clrSchemeMapping w:bg1="light1" w:t1="dark1" w:bg2="light2" w:t2="dark2" w:accent1="accent1" w:accent2="accent2" w:accent3="accent3" w:accent4="accent4" w:accent5="accent5" w:accent6="accent6" w:hyperlink="hyperlink" w:followedHyperlink="followedHyperlink"/>
+  <w:decimalSymbol w:val=","/>
+  <w:listSeparator w:val=";"/>
+  <w15:chartTrackingRefBased/>
+</w:settings>
+</file>
+
+<file path=word/glossary/styles.xml><?xml version="1.0" encoding="utf-8"?>
+<w:styles xmlns:mc="http://schemas.openxmlformats.org/markup-compatibility/2006" xmlns:r="http://schemas.openxmlformats.org/officeDocument/2006/relationships" xmlns:w="http://schemas.openxmlformats.org/wordprocessingml/2006/main" xmlns:w14="http://schemas.microsoft.com/office/word/2010/wordml" xmlns:w15="http://schemas.microsoft.com/office/word/2012/wordml" xmlns:w16cex="http://schemas.microsoft.com/office/word/2018/wordml/cex" xmlns:w16cid="http://schemas.microsoft.com/office/word/2016/wordml/cid" xmlns:w16="http://schemas.microsoft.com/office/word/2018/wordml" xmlns:w16du="http://schemas.microsoft.com/office/word/2023/wordml/word16du" xmlns:w16sdtdh="http://schemas.microsoft.com/office/word/2020/wordml/sdtdatahash" xmlns:w16sdtfl="http://schemas.microsoft.com/office/word/2024/wordml/sdtformatlock" xmlns:w16se="http://schemas.microsoft.com/office/word/2015/wordml/symex" mc:Ignorable="w14 w15 w16se w16cid w16 w16cex w16sdtdh w16sdtfl w16du">
+  <w:docDefaults>
+    <w:rPrDefault>
+      <w:rPr>
+        <w:rFonts w:asciiTheme="minorHAnsi" w:eastAsiaTheme="minorEastAsia" w:hAnsiTheme="minorHAnsi" w:cstheme="minorBidi"/>
+        <w:kern w:val="2"/>
+        <w:sz w:val="24"/>
+        <w:szCs w:val="24"/>
+        <w:lang w:val="es-ES" w:eastAsia="es-ES" w:bidi="ar-SA"/>
+        <w14:ligatures w14:val="standardContextual"/>
+      </w:rPr>
+    </w:rPrDefault>
+    <w:pPrDefault>
+      <w:pPr>
+        <w:spacing w:after="160" w:line="278" w:lineRule="auto"/>
+      </w:pPr>
+    </w:pPrDefault>
+  </w:docDefaults>
+  <w:latentStyles w:defLockedState="0" w:defUIPriority="99" w:defSemiHidden="0" w:defUnhideWhenUsed="0" w:defQFormat="0" w:count="376">
+    <w:lsdException w:name="Normal" w:uiPriority="0" w:qFormat="1"/>
+    <w:lsdException w:name="heading 1" w:uiPriority="9" w:qFormat="1"/>
+    <w:lsdException w:name="heading 2" w:semiHidden="1" w:uiPriority="9" w:unhideWhenUsed="1" w:qFormat="1"/>
+    <w:lsdException w:name="heading 3" w:semiHidden="1" w:uiPriority="9" w:unhideWhenUsed="1" w:qFormat="1"/>
+    <w:lsdException w:name="heading 4" w:semiHidden="1" w:uiPriority="9" w:unhideWhenUsed="1" w:qFormat="1"/>
+    <w:lsdException w:name="heading 5" w:semiHidden="1" w:uiPriority="9" w:unhideWhenUsed="1" w:qFormat="1"/>
+    <w:lsdException w:name="heading 6" w:semiHidden="1" w:uiPriority="9" w:unhideWhenUsed="1" w:qFormat="1"/>
+    <w:lsdException w:name="heading 7" w:semiHidden="1" w:uiPriority="9" w:unhideWhenUsed="1" w:qFormat="1"/>
+    <w:lsdException w:name="heading 8" w:semiHidden="1" w:uiPriority="9" w:unhideWhenUsed="1" w:qFormat="1"/>
+    <w:lsdException w:name="heading 9" w:semiHidden="1" w:uiPriority="9" w:unhideWhenUsed="1" w:qFormat="1"/>
+    <w:lsdException w:name="index 1" w:semiHidden="1" w:unhideWhenUsed="1"/>
+    <w:lsdException w:name="index 2" w:semiHidden="1" w:unhideWhenUsed="1"/>
+    <w:lsdException w:name="index 3" w:semiHidden="1" w:unhideWhenUsed="1"/>
+    <w:lsdException w:name="index 4" w:semiHidden="1" w:unhideWhenUsed="1"/>
+    <w:lsdException w:name="index 5" w:semiHidden="1" w:unhideWhenUsed="1"/>
+    <w:lsdException w:name="index 6" w:semiHidden="1" w:unhideWhenUsed="1"/>
+    <w:lsdException w:name="index 7" w:semiHidden="1" w:unhideWhenUsed="1"/>
+    <w:lsdException w:name="index 8" w:semiHidden="1" w:unhideWhenUsed="1"/>
+    <w:lsdException w:name="index 9" w:semiHidden="1" w:unhideWhenUsed="1"/>
+    <w:lsdException w:name="toc 1" w:semiHidden="1" w:uiPriority="39" w:unhideWhenUsed="1"/>
+    <w:lsdException w:name="toc 2" w:semiHidden="1" w:uiPriority="39" w:unhideWhenUsed="1"/>
+    <w:lsdException w:name="toc 3" w:semiHidden="1" w:uiPriority="39" w:unhideWhenUsed="1"/>
+    <w:lsdException w:name="toc 4" w:semiHidden="1" w:uiPriority="39" w:unhideWhenUsed="1"/>
+    <w:lsdException w:name="toc 5" w:semiHidden="1" w:uiPriority="39" w:unhideWhenUsed="1"/>
+    <w:lsdException w:name="toc 6" w:semiHidden="1" w:uiPriority="39" w:unhideWhenUsed="1"/>
+    <w:lsdException w:name="toc 7" w:semiHidden="1" w:uiPriority="39" w:unhideWhenUsed="1"/>
+    <w:lsdException w:name="toc 8" w:semiHidden="1" w:uiPriority="39" w:unhideWhenUsed="1"/>
+    <w:lsdException w:name="toc 9" w:semiHidden="1" w:uiPriority="39" w:unhideWhenUsed="1"/>
+    <w:lsdException w:name="Normal Indent" w:semiHidden="1" w:unhideWhenUsed="1"/>
+    <w:lsdException w:name="footnote text" w:semiHidden="1" w:unhideWhenUsed="1"/>
+    <w:lsdException w:name="annotation text" w:semiHidden="1" w:unhideWhenUsed="1"/>
+    <w:lsdException w:name="header" w:semiHidden="1" w:unhideWhenUsed="1"/>
+    <w:lsdException w:name="footer" w:semiHidden="1" w:unhideWhenUsed="1"/>
+    <w:lsdException w:name="index heading" w:semiHidden="1" w:unhideWhenUsed="1"/>
+    <w:lsdException w:name="caption" w:semiHidden="1" w:uiPriority="35" w:unhideWhenUsed="1" w:qFormat="1"/>
+    <w:lsdException w:name="table of figures" w:semiHidden="1" w:unhideWhenUsed="1"/>
+    <w:lsdException w:name="envelope address" w:semiHidden="1" w:unhideWhenUsed="1"/>
+    <w:lsdException w:name="envelope return" w:semiHidden="1" w:unhideWhenUsed="1"/>
+    <w:lsdException w:name="footnote reference" w:semiHidden="1" w:unhideWhenUsed="1"/>
+    <w:lsdException w:name="annotation reference" w:semiHidden="1" w:unhideWhenUsed="1"/>
+    <w:lsdException w:name="line number" w:semiHidden="1" w:unhideWhenUsed="1"/>
+    <w:lsdException w:name="page number" w:semiHidden="1" w:unhideWhenUsed="1"/>
+    <w:lsdException w:name="endnote reference" w:semiHidden="1" w:unhideWhenUsed="1"/>
+    <w:lsdException w:name="endnote text" w:semiHidden="1" w:unhideWhenUsed="1"/>
+    <w:lsdException w:name="table of authorities" w:semiHidden="1" w:unhideWhenUsed="1"/>
+    <w:lsdException w:name="macro" w:semiHidden="1" w:unhideWhenUsed="1"/>
+    <w:lsdException w:name="toa heading" w:semiHidden="1" w:unhideWhenUsed="1"/>
+    <w:lsdException w:name="List" w:semiHidden="1" w:unhideWhenUsed="1"/>
+    <w:lsdException w:name="List Bullet" w:semiHidden="1" w:unhideWhenUsed="1"/>
+    <w:lsdException w:name="List Number" w:semiHidden="1" w:unhideWhenUsed="1"/>
+    <w:lsdException w:name="List 2" w:semiHidden="1" w:unhideWhenUsed="1"/>
+    <w:lsdException w:name="List 3" w:semiHidden="1" w:unhideWhenUsed="1"/>
+    <w:lsdException w:name="List 4" w:semiHidden="1" w:unhideWhenUsed="1"/>
+    <w:lsdException w:name="List 5" w:semiHidden="1" w:unhideWhenUsed="1"/>
+    <w:lsdException w:name="List Bullet 2" w:semiHidden="1" w:unhideWhenUsed="1"/>
+    <w:lsdException w:name="List Bullet 3" w:semiHidden="1" w:unhideWhenUsed="1"/>
+    <w:lsdException w:name="List Bullet 4" w:semiHidden="1" w:unhideWhenUsed="1"/>
+    <w:lsdException w:name="List Bullet 5" w:semiHidden="1" w:unhideWhenUsed="1"/>
+    <w:lsdException w:name="List Number 2" w:semiHidden="1" w:unhideWhenUsed="1"/>
+    <w:lsdException w:name="List Number 3" w:semiHidden="1" w:unhideWhenUsed="1"/>
+    <w:lsdException w:name="List Number 4" w:semiHidden="1" w:unhideWhenUsed="1"/>
+    <w:lsdException w:name="List Number 5" w:semiHidden="1" w:unhideWhenUsed="1"/>
+    <w:lsdException w:name="Title" w:uiPriority="10" w:qFormat="1"/>
+    <w:lsdException w:name="Closing" w:semiHidden="1" w:unhideWhenUsed="1"/>
+    <w:lsdException w:name="Signature" w:semiHidden="1" w:unhideWhenUsed="1"/>
+    <w:lsdException w:name="Default Paragraph Font" w:semiHidden="1" w:uiPriority="1" w:unhideWhenUsed="1"/>
+    <w:lsdException w:name="Body Text" w:semiHidden="1" w:unhideWhenUsed="1"/>
+    <w:lsdException w:name="Body Text Indent" w:semiHidden="1" w:unhideWhenUsed="1"/>
+    <w:lsdException w:name="List Continue" w:semiHidden="1" w:unhideWhenUsed="1"/>
+    <w:lsdException w:name="List Continue 2" w:semiHidden="1" w:unhideWhenUsed="1"/>
+    <w:lsdException w:name="List Continue 3" w:semiHidden="1" w:unhideWhenUsed="1"/>
+    <w:lsdException w:name="List Continue 4" w:semiHidden="1" w:unhideWhenUsed="1"/>
+    <w:lsdException w:name="List Continue 5" w:semiHidden="1" w:unhideWhenUsed="1"/>
+    <w:lsdException w:name="Message Header" w:semiHidden="1" w:unhideWhenUsed="1"/>
+    <w:lsdException w:name="Subtitle" w:uiPriority="11" w:qFormat="1"/>
+    <w:lsdException w:name="Salutation" w:semiHidden="1" w:unhideWhenUsed="1"/>
+    <w:lsdException w:name="Date" w:semiHidden="1" w:unhideWhenUsed="1"/>
+    <w:lsdException w:name="Body Text First Indent" w:semiHidden="1" w:unhideWhenUsed="1"/>
+    <w:lsdException w:name="Body Text First Indent 2" w:semiHidden="1" w:unhideWhenUsed="1"/>
+    <w:lsdException w:name="Note Heading" w:semiHidden="1" w:unhideWhenUsed="1"/>
+    <w:lsdException w:name="Body Text 2" w:semiHidden="1" w:unhideWhenUsed="1"/>
+    <w:lsdException w:name="Body Text 3" w:semiHidden="1" w:unhideWhenUsed="1"/>
+    <w:lsdException w:name="Body Text Indent 2" w:semiHidden="1" w:unhideWhenUsed="1"/>
+    <w:lsdException w:name="Body Text Indent 3" w:semiHidden="1" w:unhideWhenUsed="1"/>
+    <w:lsdException w:name="Block Text" w:semiHidden="1" w:unhideWhenUsed="1"/>
+    <w:lsdException w:name="Hyperlink" w:semiHidden="1" w:unhideWhenUsed="1"/>
+    <w:lsdException w:name="FollowedHyperlink" w:semiHidden="1" w:unhideWhenUsed="1"/>
+    <w:lsdException w:name="Strong" w:uiPriority="22" w:qFormat="1"/>
+    <w:lsdException w:name="Emphasis" w:uiPriority="20" w:qFormat="1"/>
+    <w:lsdException w:name="Document Map" w:semiHidden="1" w:unhideWhenUsed="1"/>
+    <w:lsdException w:name="Plain Text" w:semiHidden="1" w:unhideWhenUsed="1"/>
+    <w:lsdException w:name="E-mail Signature" w:semiHidden="1" w:unhideWhenUsed="1"/>
+    <w:lsdException w:name="HTML Top of Form" w:semiHidden="1" w:unhideWhenUsed="1"/>
+    <w:lsdException w:name="HTML Bottom of Form" w:semiHidden="1" w:unhideWhenUsed="1"/>
+    <w:lsdException w:name="Normal (Web)" w:semiHidden="1" w:unhideWhenUsed="1"/>
+    <w:lsdException w:name="HTML Acronym" w:semiHidden="1" w:unhideWhenUsed="1"/>
+    <w:lsdException w:name="HTML Address" w:semiHidden="1" w:unhideWhenUsed="1"/>
+    <w:lsdException w:name="HTML Cite" w:semiHidden="1" w:unhideWhenUsed="1"/>
+    <w:lsdException w:name="HTML Code" w:semiHidden="1" w:unhideWhenUsed="1"/>
+    <w:lsdException w:name="HTML Definition" w:semiHidden="1" w:unhideWhenUsed="1"/>
+    <w:lsdException w:name="HTML Keyboard" w:semiHidden="1" w:unhideWhenUsed="1"/>
+    <w:lsdException w:name="HTML Preformatted" w:semiHidden="1" w:unhideWhenUsed="1"/>
+    <w:lsdException w:name="HTML Sample" w:semiHidden="1" w:unhideWhenUsed="1"/>
+    <w:lsdException w:name="HTML Typewriter" w:semiHidden="1" w:unhideWhenUsed="1"/>
+    <w:lsdException w:name="HTML Variable" w:semiHidden="1" w:unhideWhenUsed="1"/>
+    <w:lsdException w:name="Normal Table" w:semiHidden="1" w:unhideWhenUsed="1"/>
+    <w:lsdException w:name="annotation subject" w:semiHidden="1" w:unhideWhenUsed="1"/>
+    <w:lsdException w:name="No List" w:semiHidden="1" w:unhideWhenUsed="1"/>
+    <w:lsdException w:name="Outline List 1" w:semiHidden="1" w:unhideWhenUsed="1"/>
+    <w:lsdException w:name="Outline List 2" w:semiHidden="1" w:unhideWhenUsed="1"/>
+    <w:lsdException w:name="Outline List 3" w:semiHidden="1" w:unhideWhenUsed="1"/>
+    <w:lsdException w:name="Table Simple 1" w:semiHidden="1" w:unhideWhenUsed="1"/>
+    <w:lsdException w:name="Table Simple 2" w:semiHidden="1" w:unhideWhenUsed="1"/>
+    <w:lsdException w:name="Table Simple 3" w:semiHidden="1" w:unhideWhenUsed="1"/>
+    <w:lsdException w:name="Table Classic 1" w:semiHidden="1" w:unhideWhenUsed="1"/>
+    <w:lsdException w:name="Table Classic 2" w:semiHidden="1" w:unhideWhenUsed="1"/>
+    <w:lsdException w:name="Table Classic 3" w:semiHidden="1" w:unhideWhenUsed="1"/>
+    <w:lsdException w:name="Table Classic 4" w:semiHidden="1" w:unhideWhenUsed="1"/>
+    <w:lsdException w:name="Table Colorful 1" w:semiHidden="1" w:unhideWhenUsed="1"/>
+    <w:lsdException w:name="Table Colorful 2" w:semiHidden="1" w:unhideWhenUsed="1"/>
+    <w:lsdException w:name="Table Colorful 3" w:semiHidden="1" w:unhideWhenUsed="1"/>
+    <w:lsdException w:name="Table Columns 1" w:semiHidden="1" w:unhideWhenUsed="1"/>
+    <w:lsdException w:name="Table Columns 2" w:semiHidden="1" w:unhideWhenUsed="1"/>
+    <w:lsdException w:name="Table Columns 3" w:semiHidden="1" w:unhideWhenUsed="1"/>
+    <w:lsdException w:name="Table Columns 4" w:semiHidden="1" w:unhideWhenUsed="1"/>
+    <w:lsdException w:name="Table Columns 5" w:semiHidden="1" w:unhideWhenUsed="1"/>
+    <w:lsdException w:name="Table Grid 1" w:semiHidden="1" w:unhideWhenUsed="1"/>
+    <w:lsdException w:name="Table Grid 2" w:semiHidden="1" w:unhideWhenUsed="1"/>
+    <w:lsdException w:name="Table Grid 3" w:semiHidden="1" w:unhideWhenUsed="1"/>
+    <w:lsdException w:name="Table Grid 4" w:semiHidden="1" w:unhideWhenUsed="1"/>
+    <w:lsdException w:name="Table Grid 5" w:semiHidden="1" w:unhideWhenUsed="1"/>
+    <w:lsdException w:name="Table Grid 6" w:semiHidden="1" w:unhideWhenUsed="1"/>
+    <w:lsdException w:name="Table Grid 7" w:semiHidden="1" w:unhideWhenUsed="1"/>
+    <w:lsdException w:name="Table Grid 8" w:semiHidden="1" w:unhideWhenUsed="1"/>
+    <w:lsdException w:name="Table List 1" w:semiHidden="1" w:unhideWhenUsed="1"/>
+    <w:lsdException w:name="Table List 2" w:semiHidden="1" w:unhideWhenUsed="1"/>
+    <w:lsdException w:name="Table List 3" w:semiHidden="1" w:unhideWhenUsed="1"/>
+    <w:lsdException w:name="Table List 4" w:semiHidden="1" w:unhideWhenUsed="1"/>
+    <w:lsdException w:name="Table List 5" w:semiHidden="1" w:unhideWhenUsed="1"/>
+    <w:lsdException w:name="Table List 6" w:semiHidden="1" w:unhideWhenUsed="1"/>
+    <w:lsdException w:name="Table List 7" w:semiHidden="1" w:unhideWhenUsed="1"/>
+    <w:lsdException w:name="Table List 8" w:semiHidden="1" w:unhideWhenUsed="1"/>
+    <w:lsdException w:name="Table 3D effects 1" w:semiHidden="1" w:unhideWhenUsed="1"/>
+    <w:lsdException w:name="Table 3D effects 2" w:semiHidden="1" w:unhideWhenUsed="1"/>
+    <w:lsdException w:name="Table 3D effects 3" w:semiHidden="1" w:unhideWhenUsed="1"/>
+    <w:lsdException w:name="Table Contemporary" w:semiHidden="1" w:unhideWhenUsed="1"/>
+    <w:lsdException w:name="Table Elegant" w:semiHidden="1" w:unhideWhenUsed="1"/>
+    <w:lsdException w:name="Table Professional" w:semiHidden="1" w:unhideWhenUsed="1"/>
+    <w:lsdException w:name="Table Subtle 1" w:semiHidden="1" w:unhideWhenUsed="1"/>
+    <w:lsdException w:name="Table Subtle 2" w:semiHidden="1" w:unhideWhenUsed="1"/>
+    <w:lsdException w:name="Table Web 1" w:semiHidden="1" w:unhideWhenUsed="1"/>
+    <w:lsdException w:name="Table Web 2" w:semiHidden="1" w:unhideWhenUsed="1"/>
+    <w:lsdException w:name="Table Web 3" w:semiHidden="1" w:unhideWhenUsed="1"/>
+    <w:lsdException w:name="Balloon Text" w:semiHidden="1" w:unhideWhenUsed="1"/>
+    <w:lsdException w:name="Table Grid" w:uiPriority="39"/>
+    <w:lsdException w:name="Table Theme" w:semiHidden="1" w:unhideWhenUsed="1"/>
+    <w:lsdException w:name="Placeholder Text" w:semiHidden="1"/>
+    <w:lsdException w:name="No Spacing" w:uiPriority="1" w:qFormat="1"/>
+    <w:lsdException w:name="Light Shading" w:uiPriority="60"/>
+    <w:lsdException w:name="Light List" w:uiPriority="61"/>
+    <w:lsdException w:name="Light Grid" w:uiPriority="62"/>
+    <w:lsdException w:name="Medium Shading 1" w:uiPriority="63"/>
+    <w:lsdException w:name="Medium Shading 2" w:uiPriority="64"/>
+    <w:lsdException w:name="Medium List 1" w:uiPriority="65"/>
+    <w:lsdException w:name="Medium List 2" w:uiPriority="66"/>
+    <w:lsdException w:name="Medium Grid 1" w:uiPriority="67"/>
+    <w:lsdException w:name="Medium Grid 2" w:uiPriority="68"/>
+    <w:lsdException w:name="Medium Grid 3" w:uiPriority="69"/>
+    <w:lsdException w:name="Dark List" w:uiPriority="70"/>
+    <w:lsdException w:name="Colorful Shading" w:uiPriority="71"/>
+    <w:lsdException w:name="Colorful List" w:uiPriority="72"/>
+    <w:lsdException w:name="Colorful Grid" w:uiPriority="73"/>
+    <w:lsdException w:name="Light Shading Accent 1" w:uiPriority="60"/>
+    <w:lsdException w:name="Light List Accent 1" w:uiPriority="61"/>
+    <w:lsdException w:name="Light Grid Accent 1" w:uiPriority="62"/>
+    <w:lsdException w:name="Medium Shading 1 Accent 1" w:uiPriority="63"/>
+    <w:lsdException w:name="Medium Shading 2 Accent 1" w:uiPriority="64"/>
+    <w:lsdException w:name="Medium List 1 Accent 1" w:uiPriority="65"/>
+    <w:lsdException w:name="Revision" w:semiHidden="1"/>
+    <w:lsdException w:name="List Paragraph" w:uiPriority="34" w:qFormat="1"/>
+    <w:lsdException w:name="Quote" w:uiPriority="29" w:qFormat="1"/>
+    <w:lsdException w:name="Intense Quote" w:uiPriority="30" w:qFormat="1"/>
+    <w:lsdException w:name="Medium List 2 Accent 1" w:uiPriority="66"/>
+    <w:lsdException w:name="Medium Grid 1 Accent 1" w:uiPriority="67"/>
+    <w:lsdException w:name="Medium Grid 2 Accent 1" w:uiPriority="68"/>
+    <w:lsdException w:name="Medium Grid 3 Accent 1" w:uiPriority="69"/>
+    <w:lsdException w:name="Dark List Accent 1" w:uiPriority="70"/>
+    <w:lsdException w:name="Colorful Shading Accent 1" w:uiPriority="71"/>
+    <w:lsdException w:name="Colorful List Accent 1" w:uiPriority="72"/>
+    <w:lsdException w:name="Colorful Grid Accent 1" w:uiPriority="73"/>
+    <w:lsdException w:name="Light Shading Accent 2" w:uiPriority="60"/>
+    <w:lsdException w:name="Light List Accent 2" w:uiPriority="61"/>
+    <w:lsdException w:name="Light Grid Accent 2" w:uiPriority="62"/>
+    <w:lsdException w:name="Medium Shading 1 Accent 2" w:uiPriority="63"/>
+    <w:lsdException w:name="Medium Shading 2 Accent 2" w:uiPriority="64"/>
+    <w:lsdException w:name="Medium List 1 Accent 2" w:uiPriority="65"/>
+    <w:lsdException w:name="Medium List 2 Accent 2" w:uiPriority="66"/>
+    <w:lsdException w:name="Medium Grid 1 Accent 2" w:uiPriority="67"/>
+    <w:lsdException w:name="Medium Grid 2 Accent 2" w:uiPriority="68"/>
+    <w:lsdException w:name="Medium Grid 3 Accent 2" w:uiPriority="69"/>
+    <w:lsdException w:name="Dark List Accent 2" w:uiPriority="70"/>
+    <w:lsdException w:name="Colorful Shading Accent 2" w:uiPriority="71"/>
+    <w:lsdException w:name="Colorful List Accent 2" w:uiPriority="72"/>
+    <w:lsdException w:name="Colorful Grid Accent 2" w:uiPriority="73"/>
+    <w:lsdException w:name="Light Shading Accent 3" w:uiPriority="60"/>
+    <w:lsdException w:name="Light List Accent 3" w:uiPriority="61"/>
+    <w:lsdException w:name="Light Grid Accent 3" w:uiPriority="62"/>
+    <w:lsdException w:name="Medium Shading 1 Accent 3" w:uiPriority="63"/>
+    <w:lsdException w:name="Medium Shading 2 Accent 3" w:uiPriority="64"/>
+    <w:lsdException w:name="Medium List 1 Accent 3" w:uiPriority="65"/>
+    <w:lsdException w:name="Medium List 2 Accent 3" w:uiPriority="66"/>
+    <w:lsdException w:name="Medium Grid 1 Accent 3" w:uiPriority="67"/>
+    <w:lsdException w:name="Medium Grid 2 Accent 3" w:uiPriority="68"/>
+    <w:lsdException w:name="Medium Grid 3 Accent 3" w:uiPriority="69"/>
+    <w:lsdException w:name="Dark List Accent 3" w:uiPriority="70"/>
+    <w:lsdException w:name="Colorful Shading Accent 3" w:uiPriority="71"/>
+    <w:lsdException w:name="Colorful List Accent 3" w:uiPriority="72"/>
+    <w:lsdException w:name="Colorful Grid Accent 3" w:uiPriority="73"/>
+    <w:lsdException w:name="Light Shading Accent 4" w:uiPriority="60"/>
+    <w:lsdException w:name="Light List Accent 4" w:uiPriority="61"/>
+    <w:lsdException w:name="Light Grid Accent 4" w:uiPriority="62"/>
+    <w:lsdException w:name="Medium Shading 1 Accent 4" w:uiPriority="63"/>
+    <w:lsdException w:name="Medium Shading 2 Accent 4" w:uiPriority="64"/>
+    <w:lsdException w:name="Medium List 1 Accent 4" w:uiPriority="65"/>
+    <w:lsdException w:name="Medium List 2 Accent 4" w:uiPriority="66"/>
+    <w:lsdException w:name="Medium Grid 1 Accent 4" w:uiPriority="67"/>
+    <w:lsdException w:name="Medium Grid 2 Accent 4" w:uiPriority="68"/>
+    <w:lsdException w:name="Medium Grid 3 Accent 4" w:uiPriority="69"/>
+    <w:lsdException w:name="Dark List Accent 4" w:uiPriority="70"/>
+    <w:lsdException w:name="Colorful Shading Accent 4" w:uiPriority="71"/>
+    <w:lsdException w:name="Colorful List Accent 4" w:uiPriority="72"/>
+    <w:lsdException w:name="Colorful Grid Accent 4" w:uiPriority="73"/>
+    <w:lsdException w:name="Light Shading Accent 5" w:uiPriority="60"/>
+    <w:lsdException w:name="Light List Accent 5" w:uiPriority="61"/>
+    <w:lsdException w:name="Light Grid Accent 5" w:uiPriority="62"/>
+    <w:lsdException w:name="Medium Shading 1 Accent 5" w:uiPriority="63"/>
+    <w:lsdException w:name="Medium Shading 2 Accent 5" w:uiPriority="64"/>
+    <w:lsdException w:name="Medium List 1 Accent 5" w:uiPriority="65"/>
+    <w:lsdException w:name="Medium List 2 Accent 5" w:uiPriority="66"/>
+    <w:lsdException w:name="Medium Grid 1 Accent 5" w:uiPriority="67"/>
+    <w:lsdException w:name="Medium Grid 2 Accent 5" w:uiPriority="68"/>
+    <w:lsdException w:name="Medium Grid 3 Accent 5" w:uiPriority="69"/>
+    <w:lsdException w:name="Dark List Accent 5" w:uiPriority="70"/>
+    <w:lsdException w:name="Colorful Shading Accent 5" w:uiPriority="71"/>
+    <w:lsdException w:name="Colorful List Accent 5" w:uiPriority="72"/>
+    <w:lsdException w:name="Colorful Grid Accent 5" w:uiPriority="73"/>
+    <w:lsdException w:name="Light Shading Accent 6" w:uiPriority="60"/>
+    <w:lsdException w:name="Light List Accent 6" w:uiPriority="61"/>
+    <w:lsdException w:name="Light Grid Accent 6" w:uiPriority="62"/>
+    <w:lsdException w:name="Medium Shading 1 Accent 6" w:uiPriority="63"/>
+    <w:lsdException w:name="Medium Shading 2 Accent 6" w:uiPriority="64"/>
+    <w:lsdException w:name="Medium List 1 Accent 6" w:uiPriority="65"/>
+    <w:lsdException w:name="Medium List 2 Accent 6" w:uiPriority="66"/>
+    <w:lsdException w:name="Medium Grid 1 Accent 6" w:uiPriority="67"/>
+    <w:lsdException w:name="Medium Grid 2 Accent 6" w:uiPriority="68"/>
+    <w:lsdException w:name="Medium Grid 3 Accent 6" w:uiPriority="69"/>
+    <w:lsdException w:name="Dark List Accent 6" w:uiPriority="70"/>
+    <w:lsdException w:name="Colorful Shading Accent 6" w:uiPriority="71"/>
+    <w:lsdException w:name="Colorful List Accent 6" w:uiPriority="72"/>
+    <w:lsdException w:name="Colorful Grid Accent 6" w:uiPriority="73"/>
+    <w:lsdException w:name="Subtle Emphasis" w:uiPriority="19" w:qFormat="1"/>
+    <w:lsdException w:name="Intense Emphasis" w:uiPriority="21" w:qFormat="1"/>
+    <w:lsdException w:name="Subtle Reference" w:uiPriority="31" w:qFormat="1"/>
+    <w:lsdException w:name="Intense Reference" w:uiPriority="32" w:qFormat="1"/>
+    <w:lsdException w:name="Book Title" w:uiPriority="33" w:qFormat="1"/>
+    <w:lsdException w:name="Bibliography" w:semiHidden="1" w:uiPriority="37" w:unhideWhenUsed="1"/>
+    <w:lsdException w:name="TOC Heading" w:semiHidden="1" w:uiPriority="39" w:unhideWhenUsed="1" w:qFormat="1"/>
+    <w:lsdException w:name="Plain Table 1" w:uiPriority="41"/>
+    <w:lsdException w:name="Plain Table 2" w:uiPriority="42"/>
+    <w:lsdException w:name="Plain Table 3" w:uiPriority="43"/>
+    <w:lsdException w:name="Plain Table 4" w:uiPriority="44"/>
+    <w:lsdException w:name="Plain Table 5" w:uiPriority="45"/>
+    <w:lsdException w:name="Grid Table Light" w:uiPriority="40"/>
+    <w:lsdException w:name="Grid Table 1 Light" w:uiPriority="46"/>
+    <w:lsdException w:name="Grid Table 2" w:uiPriority="47"/>
+    <w:lsdException w:name="Grid Table 3" w:uiPriority="48"/>
+    <w:lsdException w:name="Grid Table 4" w:uiPriority="49"/>
+    <w:lsdException w:name="Grid Table 5 Dark" w:uiPriority="50"/>
+    <w:lsdException w:name="Grid Table 6 Colorful" w:uiPriority="51"/>
+    <w:lsdException w:name="Grid Table 7 Colorful" w:uiPriority="52"/>
+    <w:lsdException w:name="Grid Table 1 Light Accent 1" w:uiPriority="46"/>
+    <w:lsdException w:name="Grid Table 2 Accent 1" w:uiPriority="47"/>
+    <w:lsdException w:name="Grid Table 3 Accent 1" w:uiPriority="48"/>
+    <w:lsdException w:name="Grid Table 4 Accent 1" w:uiPriority="49"/>
+    <w:lsdException w:name="Grid Table 5 Dark Accent 1" w:uiPriority="50"/>
+    <w:lsdException w:name="Grid Table 6 Colorful Accent 1" w:uiPriority="51"/>
+    <w:lsdException w:name="Grid Table 7 Colorful Accent 1" w:uiPriority="52"/>
+    <w:lsdException w:name="Grid Table 1 Light Accent 2" w:uiPriority="46"/>
+    <w:lsdException w:name="Grid Table 2 Accent 2" w:uiPriority="47"/>
+    <w:lsdException w:name="Grid Table 3 Accent 2" w:uiPriority="48"/>
+    <w:lsdException w:name="Grid Table 4 Accent 2" w:uiPriority="49"/>
+    <w:lsdException w:name="Grid Table 5 Dark Accent 2" w:uiPriority="50"/>
+    <w:lsdException w:name="Grid Table 6 Colorful Accent 2" w:uiPriority="51"/>
+    <w:lsdException w:name="Grid Table 7 Colorful Accent 2" w:uiPriority="52"/>
+    <w:lsdException w:name="Grid Table 1 Light Accent 3" w:uiPriority="46"/>
+    <w:lsdException w:name="Grid Table 2 Accent 3" w:uiPriority="47"/>
+    <w:lsdException w:name="Grid Table 3 Accent 3" w:uiPriority="48"/>
+    <w:lsdException w:name="Grid Table 4 Accent 3" w:uiPriority="49"/>
+    <w:lsdException w:name="Grid Table 5 Dark Accent 3" w:uiPriority="50"/>
+    <w:lsdException w:name="Grid Table 6 Colorful Accent 3" w:uiPriority="51"/>
+    <w:lsdException w:name="Grid Table 7 Colorful Accent 3" w:uiPriority="52"/>
+    <w:lsdException w:name="Grid Table 1 Light Accent 4" w:uiPriority="46"/>
+    <w:lsdException w:name="Grid Table 2 Accent 4" w:uiPriority="47"/>
+    <w:lsdException w:name="Grid Table 3 Accent 4" w:uiPriority="48"/>
+    <w:lsdException w:name="Grid Table 4 Accent 4" w:uiPriority="49"/>
+    <w:lsdException w:name="Grid Table 5 Dark Accent 4" w:uiPriority="50"/>
+    <w:lsdException w:name="Grid Table 6 Colorful Accent 4" w:uiPriority="51"/>
+    <w:lsdException w:name="Grid Table 7 Colorful Accent 4" w:uiPriority="52"/>
+    <w:lsdException w:name="Grid Table 1 Light Accent 5" w:uiPriority="46"/>
+    <w:lsdException w:name="Grid Table 2 Accent 5" w:uiPriority="47"/>
+    <w:lsdException w:name="Grid Table 3 Accent 5" w:uiPriority="48"/>
+    <w:lsdException w:name="Grid Table 4 Accent 5" w:uiPriority="49"/>
+    <w:lsdException w:name="Grid Table 5 Dark Accent 5" w:uiPriority="50"/>
+    <w:lsdException w:name="Grid Table 6 Colorful Accent 5" w:uiPriority="51"/>
+    <w:lsdException w:name="Grid Table 7 Colorful Accent 5" w:uiPriority="52"/>
+    <w:lsdException w:name="Grid Table 1 Light Accent 6" w:uiPriority="46"/>
+    <w:lsdException w:name="Grid Table 2 Accent 6" w:uiPriority="47"/>
+    <w:lsdException w:name="Grid Table 3 Accent 6" w:uiPriority="48"/>
+    <w:lsdException w:name="Grid Table 4 Accent 6" w:uiPriority="49"/>
+    <w:lsdException w:name="Grid Table 5 Dark Accent 6" w:uiPriority="50"/>
+    <w:lsdException w:name="Grid Table 6 Colorful Accent 6" w:uiPriority="51"/>
+    <w:lsdException w:name="Grid Table 7 Colorful Accent 6" w:uiPriority="52"/>
+    <w:lsdException w:name="List Table 1 Light" w:uiPriority="46"/>
+    <w:lsdException w:name="List Table 2" w:uiPriority="47"/>
+    <w:lsdException w:name="List Table 3" w:uiPriority="48"/>
+    <w:lsdException w:name="List Table 4" w:uiPriority="49"/>
+    <w:lsdException w:name="List Table 5 Dark" w:uiPriority="50"/>
+    <w:lsdException w:name="List Table 6 Colorful" w:uiPriority="51"/>
+    <w:lsdException w:name="List Table 7 Colorful" w:uiPriority="52"/>
+    <w:lsdException w:name="List Table 1 Light Accent 1" w:uiPriority="46"/>
+    <w:lsdException w:name="List Table 2 Accent 1" w:uiPriority="47"/>
+    <w:lsdException w:name="List Table 3 Accent 1" w:uiPriority="48"/>
+    <w:lsdException w:name="List Table 4 Accent 1" w:uiPriority="49"/>
+    <w:lsdException w:name="List Table 5 Dark Accent 1" w:uiPriority="50"/>
+    <w:lsdException w:name="List Table 6 Colorful Accent 1" w:uiPriority="51"/>
+    <w:lsdException w:name="List Table 7 Colorful Accent 1" w:uiPriority="52"/>
+    <w:lsdException w:name="List Table 1 Light Accent 2" w:uiPriority="46"/>
+    <w:lsdException w:name="List Table 2 Accent 2" w:uiPriority="47"/>
+    <w:lsdException w:name="List Table 3 Accent 2" w:uiPriority="48"/>
+    <w:lsdException w:name="List Table 4 Accent 2" w:uiPriority="49"/>
+    <w:lsdException w:name="List Table 5 Dark Accent 2" w:uiPriority="50"/>
+    <w:lsdException w:name="List Table 6 Colorful Accent 2" w:uiPriority="51"/>
+    <w:lsdException w:name="List Table 7 Colorful Accent 2" w:uiPriority="52"/>
+    <w:lsdException w:name="List Table 1 Light Accent 3" w:uiPriority="46"/>
+    <w:lsdException w:name="List Table 2 Accent 3" w:uiPriority="47"/>
+    <w:lsdException w:name="List Table 3 Accent 3" w:uiPriority="48"/>
+    <w:lsdException w:name="List Table 4 Accent 3" w:uiPriority="49"/>
+    <w:lsdException w:name="List Table 5 Dark Accent 3" w:uiPriority="50"/>
+    <w:lsdException w:name="List Table 6 Colorful Accent 3" w:uiPriority="51"/>
+    <w:lsdException w:name="List Table 7 Colorful Accent 3" w:uiPriority="52"/>
+    <w:lsdException w:name="List Table 1 Light Accent 4" w:uiPriority="46"/>
+    <w:lsdException w:name="List Table 2 Accent 4" w:uiPriority="47"/>
+    <w:lsdException w:name="List Table 3 Accent 4" w:uiPriority="48"/>
+    <w:lsdException w:name="List Table 4 Accent 4" w:uiPriority="49"/>
+    <w:lsdException w:name="List Table 5 Dark Accent 4" w:uiPriority="50"/>
+    <w:lsdException w:name="List Table 6 Colorful Accent 4" w:uiPriority="51"/>
+    <w:lsdException w:name="List Table 7 Colorful Accent 4" w:uiPriority="52"/>
+    <w:lsdException w:name="List Table 1 Light Accent 5" w:uiPriority="46"/>
+    <w:lsdException w:name="List Table 2 Accent 5" w:uiPriority="47"/>
+    <w:lsdException w:name="List Table 3 Accent 5" w:uiPriority="48"/>
+    <w:lsdException w:name="List Table 4 Accent 5" w:uiPriority="49"/>
+    <w:lsdException w:name="List Table 5 Dark Accent 5" w:uiPriority="50"/>
+    <w:lsdException w:name="List Table 6 Colorful Accent 5" w:uiPriority="51"/>
+    <w:lsdException w:name="List Table 7 Colorful Accent 5" w:uiPriority="52"/>
+    <w:lsdException w:name="List Table 1 Light Accent 6" w:uiPriority="46"/>
+    <w:lsdException w:name="List Table 2 Accent 6" w:uiPriority="47"/>
+    <w:lsdException w:name="List Table 3 Accent 6" w:uiPriority="48"/>
+    <w:lsdException w:name="List Table 4 Accent 6" w:uiPriority="49"/>
+    <w:lsdException w:name="List Table 5 Dark Accent 6" w:uiPriority="50"/>
+    <w:lsdException w:name="List Table 6 Colorful Accent 6" w:uiPriority="51"/>
+    <w:lsdException w:name="List Table 7 Colorful Accent 6" w:uiPriority="52"/>
+    <w:lsdException w:name="Mention" w:semiHidden="1" w:unhideWhenUsed="1"/>
+    <w:lsdException w:name="Smart Hyperlink" w:semiHidden="1" w:unhideWhenUsed="1"/>
+    <w:lsdException w:name="Hashtag" w:semiHidden="1" w:unhideWhenUsed="1"/>
+    <w:lsdException w:name="Unresolved Mention" w:semiHidden="1" w:unhideWhenUsed="1"/>
+    <w:lsdException w:name="Smart Link" w:semiHidden="1" w:unhideWhenUsed="1"/>
+  </w:latentStyles>
+  <w:style w:type="paragraph" w:default="1" w:styleId="Normal">
+    <w:name w:val="Normal"/>
+    <w:qFormat/>
+  </w:style>
+  <w:style w:type="character" w:default="1" w:styleId="Fuentedeprrafopredeter">
+    <w:name w:val="Default Paragraph Font"/>
+    <w:uiPriority w:val="1"/>
+    <w:semiHidden/>
+    <w:unhideWhenUsed/>
+  </w:style>
+  <w:style w:type="table" w:default="1" w:styleId="Tablanormal">
+    <w:name w:val="Normal Table"/>
+    <w:uiPriority w:val="99"/>
+    <w:semiHidden/>
+    <w:unhideWhenUsed/>
+    <w:tblPr>
+      <w:tblInd w:w="0" w:type="dxa"/>
+      <w:tblCellMar>
+        <w:top w:w="0" w:type="dxa"/>
+        <w:left w:w="108" w:type="dxa"/>
+        <w:bottom w:w="0" w:type="dxa"/>
+        <w:right w:w="108" w:type="dxa"/>
+      </w:tblCellMar>
+    </w:tblPr>
+  </w:style>
+  <w:style w:type="numbering" w:default="1" w:styleId="Sinlista">
+    <w:name w:val="No List"/>
+    <w:uiPriority w:val="99"/>
+    <w:semiHidden/>
+    <w:unhideWhenUsed/>
+  </w:style>
+  <w:style w:type="character" w:customStyle="1" w:styleId="Textodemarcadordeposicin">
+    <w:name w:val="Texto de marcador de posición"/>
+    <w:basedOn w:val="Fuentedeprrafopredeter"/>
+    <w:uiPriority w:val="99"/>
+    <w:semiHidden/>
+    <w:rsid w:val="00077A70"/>
+    <w:rPr>
+      <w:color w:val="808080"/>
+    </w:rPr>
+  </w:style>
+  <w:style w:type="paragraph" w:customStyle="1" w:styleId="870B191A597D46B1BFE8761F38D36A63">
+    <w:name w:val="870B191A597D46B1BFE8761F38D36A63"/>
+    <w:rsid w:val="00077A70"/>
+  </w:style>
+</w:styles>
+</file>
+
+<file path=word/glossary/webSettings.xml><?xml version="1.0" encoding="utf-8"?>
+<w:webSettings xmlns:mc="http://schemas.openxmlformats.org/markup-compatibility/2006" xmlns:r="http://schemas.openxmlformats.org/officeDocument/2006/relationships" xmlns:w="http://schemas.openxmlformats.org/wordprocessingml/2006/main" xmlns:w14="http://schemas.microsoft.com/office/word/2010/wordml" xmlns:w15="http://schemas.microsoft.com/office/word/2012/wordml" xmlns:w16cex="http://schemas.microsoft.com/office/word/2018/wordml/cex" xmlns:w16cid="http://schemas.microsoft.com/office/word/2016/wordml/cid" xmlns:w16="http://schemas.microsoft.com/office/word/2018/wordml" xmlns:w16du="http://schemas.microsoft.com/office/word/2023/wordml/word16du" xmlns:w16sdtdh="http://schemas.microsoft.com/office/word/2020/wordml/sdtdatahash" xmlns:w16sdtfl="http://schemas.microsoft.com/office/word/2024/wordml/sdtformatlock" xmlns:w16se="http://schemas.microsoft.com/office/word/2015/wordml/symex" mc:Ignorable="w14 w15 w16se w16cid w16 w16cex w16sdtdh w16sdtfl w16du">
+  <w:optimizeForBrowser/>
+  <w:allowPNG/>
+</w:webSettings>
 </file>
 
 <file path=word/theme/theme1.xml><?xml version="1.0" encoding="utf-8"?>
